--- a/lessons/2-4/downloads/reveal/teacher/2.4-session-2-prerequisite-practice-a.docx
+++ b/lessons/2-4/downloads/reveal/teacher/2.4-session-2-prerequisite-practice-a.docx
@@ -15,10 +15,28 @@
         <w:rPr>
           <w:rFonts w:ascii="Avenir Next" w:hAnsi="Avenir Next" w:cs="Avenir Next" w:eastAsia="Avenir Next"/>
           <w:color w:val="1A1A1A"/>
+          <w:sz w:val="22"/>
+          <w:szCs w:val="20"/>
+        </w:rPr>
+        <w:t xml:space="preserve">Name</w:t>
+      </w:r>
+      <w:r>
+        <w:rPr>
+          <w:rFonts w:ascii="Avenir Next" w:hAnsi="Avenir Next" w:cs="Avenir Next" w:eastAsia="Avenir Next"/>
+          <w:color w:val="1A1A1A"/>
           <w:sz w:val="20"/>
           <w:szCs w:val="20"/>
         </w:rPr>
-        <w:t xml:space="preserve">Name</w:t>
+        <w:tab/>
+      </w:r>
+      <w:r>
+        <w:rPr>
+          <w:rFonts w:ascii="Avenir Next" w:hAnsi="Avenir Next" w:cs="Avenir Next" w:eastAsia="Avenir Next"/>
+          <w:color w:val="1A1A1A"/>
+          <w:sz w:val="22"/>
+          <w:szCs w:val="20"/>
+        </w:rPr>
+        <w:t xml:space="preserve">   Date</w:t>
       </w:r>
       <w:r>
         <w:rPr>
@@ -33,25 +51,7 @@
         <w:rPr>
           <w:rFonts w:ascii="Avenir Next" w:hAnsi="Avenir Next" w:cs="Avenir Next" w:eastAsia="Avenir Next"/>
           <w:color w:val="1A1A1A"/>
-          <w:sz w:val="20"/>
-          <w:szCs w:val="20"/>
-        </w:rPr>
-        <w:t xml:space="preserve">   Date</w:t>
-      </w:r>
-      <w:r>
-        <w:rPr>
-          <w:rFonts w:ascii="Avenir Next" w:hAnsi="Avenir Next" w:cs="Avenir Next" w:eastAsia="Avenir Next"/>
-          <w:color w:val="1A1A1A"/>
-          <w:sz w:val="20"/>
-          <w:szCs w:val="20"/>
-        </w:rPr>
-        <w:tab/>
-      </w:r>
-      <w:r>
-        <w:rPr>
-          <w:rFonts w:ascii="Avenir Next" w:hAnsi="Avenir Next" w:cs="Avenir Next" w:eastAsia="Avenir Next"/>
-          <w:color w:val="1A1A1A"/>
-          <w:sz w:val="20"/>
+          <w:sz w:val="22"/>
           <w:szCs w:val="20"/>
         </w:rPr>
         <w:t xml:space="preserve">   Period</w:t>
@@ -78,7 +78,7 @@
           <w:caps/>
           <w:color w:val="003A70"/>
           <w:spacing w:val="12"/>
-          <w:sz w:val="19"/>
+          <w:sz w:val="22"/>
           <w:szCs w:val="19"/>
         </w:rPr>
         <w:t xml:space="preserve">Lesson 2-4  ·  Session 2  ·  Prerequisite Practice A  ·  Skill 1 of 2</w:t>
@@ -86,6 +86,7 @@
     </w:p>
     <w:p>
       <w:pPr>
+        <w:pStyle w:val="Heading1"/>
         <w:keepNext/>
         <w:spacing w:before="0" w:after="10" w:line="240" w:lineRule="auto"/>
       </w:pPr>
@@ -111,7 +112,7 @@
         <w:rPr>
           <w:rFonts w:ascii="Avenir Next" w:hAnsi="Avenir Next" w:cs="Avenir Next" w:eastAsia="Avenir Next"/>
           <w:color w:val="5A5F66"/>
-          <w:sz w:val="17"/>
+          <w:sz w:val="22"/>
           <w:szCs w:val="17"/>
         </w:rPr>
         <w:t xml:space="preserve">Builds on Grade 4 · 4.NBT.B.4</w:t>
@@ -154,6 +155,7 @@
           </w:tcPr>
           <w:p>
             <w:pPr>
+              <w:pStyle w:val="Heading2"/>
               <w:spacing w:before="0" w:after="0" w:line="252" w:lineRule="auto"/>
             </w:pPr>
             <w:r>
@@ -183,7 +185,7 @@
               <w:rPr>
                 <w:rFonts w:ascii="Avenir Next" w:hAnsi="Avenir Next" w:cs="Avenir Next" w:eastAsia="Avenir Next"/>
                 <w:color w:val="1A1A1A"/>
-                <w:sz w:val="20"/>
+                <w:sz w:val="22"/>
                 <w:szCs w:val="20"/>
               </w:rPr>
               <w:t xml:space="preserve">In problem 6, Group B’s median is 57 and Group A’s is 53. You find by how much.</w:t>
@@ -203,6 +205,7 @@
           </w:tcPr>
           <w:p>
             <w:pPr>
+              <w:pStyle w:val="Heading2"/>
               <w:spacing w:before="0" w:after="0" w:line="252" w:lineRule="auto"/>
             </w:pPr>
             <w:r>
@@ -232,7 +235,7 @@
               <w:rPr>
                 <w:rFonts w:ascii="Avenir Next" w:hAnsi="Avenir Next" w:cs="Avenir Next" w:eastAsia="Avenir Next"/>
                 <w:color w:val="1A1A1A"/>
-                <w:sz w:val="20"/>
+                <w:sz w:val="22"/>
                 <w:szCs w:val="20"/>
               </w:rPr>
               <w:t xml:space="preserve">Subtract to find how much greater one value is.  </w:t>
@@ -242,7 +245,7 @@
                 <w:rFonts w:ascii="Avenir Next" w:hAnsi="Avenir Next" w:cs="Avenir Next" w:eastAsia="Avenir Next"/>
                 <w:b/>
                 <w:color w:val="1A1A1A"/>
-                <w:sz w:val="20"/>
+                <w:sz w:val="22"/>
                 <w:szCs w:val="20"/>
               </w:rPr>
               <w:t xml:space="preserve">You will use it in Practice Form A, problems 1 and 6.</w:t>
@@ -253,6 +256,7 @@
     </w:tbl>
     <w:p>
       <w:pPr>
+        <w:pStyle w:val="Heading2"/>
         <w:keepNext/>
         <w:pBdr>
           <w:bottom w:val="single" w:sz="8" w:space="3" w:color="003A70"/>
@@ -268,7 +272,7 @@
           <w:b/>
           <w:color w:val="003A70"/>
           <w:spacing w:val="14"/>
-          <w:sz w:val="19"/>
+          <w:sz w:val="22"/>
           <w:szCs w:val="19"/>
         </w:rPr>
         <w:t xml:space="preserve">STEPS TO FOLLOW</w:t>
@@ -287,7 +291,7 @@
           <w:rFonts w:ascii="Avenir Next" w:hAnsi="Avenir Next" w:cs="Avenir Next" w:eastAsia="Avenir Next"/>
           <w:i/>
           <w:color w:val="5A5F66"/>
-          <w:sz w:val="17"/>
+          <w:sz w:val="22"/>
           <w:szCs w:val="17"/>
         </w:rPr>
         <w:t xml:space="preserve">use these same steps on every problem</w:t>
@@ -329,6 +333,7 @@
           </w:tcPr>
           <w:p>
             <w:pPr>
+              <w:pStyle w:val="Heading1"/>
               <w:spacing w:before="0" w:after="0" w:line="240" w:lineRule="auto"/>
               <w:jc w:val="center"/>
             </w:pPr>
@@ -357,7 +362,7 @@
               <w:rPr>
                 <w:rFonts w:ascii="Avenir Next" w:hAnsi="Avenir Next" w:cs="Avenir Next" w:eastAsia="Avenir Next"/>
                 <w:color w:val="1A1A1A"/>
-                <w:sz w:val="21"/>
+                <w:sz w:val="22"/>
                 <w:szCs w:val="21"/>
               </w:rPr>
               <w:t xml:space="preserve">Find the </w:t>
@@ -367,7 +372,7 @@
                 <w:rFonts w:ascii="Avenir Next" w:hAnsi="Avenir Next" w:cs="Avenir Next" w:eastAsia="Avenir Next"/>
                 <w:b/>
                 <w:color w:val="1A1A1A"/>
-                <w:sz w:val="21"/>
+                <w:sz w:val="22"/>
                 <w:szCs w:val="21"/>
               </w:rPr>
               <w:t xml:space="preserve">two</w:t>
@@ -376,7 +381,7 @@
               <w:rPr>
                 <w:rFonts w:ascii="Avenir Next" w:hAnsi="Avenir Next" w:cs="Avenir Next" w:eastAsia="Avenir Next"/>
                 <w:color w:val="1A1A1A"/>
-                <w:sz w:val="21"/>
+                <w:sz w:val="22"/>
                 <w:szCs w:val="21"/>
               </w:rPr>
               <w:t xml:space="preserve"> values to compare.</w:t>
@@ -395,6 +400,7 @@
           </w:tcPr>
           <w:p>
             <w:pPr>
+              <w:pStyle w:val="Heading1"/>
               <w:spacing w:before="0" w:after="0" w:line="240" w:lineRule="auto"/>
               <w:jc w:val="center"/>
             </w:pPr>
@@ -424,7 +430,7 @@
                 <w:rFonts w:ascii="Avenir Next" w:hAnsi="Avenir Next" w:cs="Avenir Next" w:eastAsia="Avenir Next"/>
                 <w:b/>
                 <w:color w:val="1A1A1A"/>
-                <w:sz w:val="21"/>
+                <w:sz w:val="22"/>
                 <w:szCs w:val="21"/>
               </w:rPr>
               <w:t xml:space="preserve">Subtract</w:t>
@@ -433,7 +439,7 @@
               <w:rPr>
                 <w:rFonts w:ascii="Avenir Next" w:hAnsi="Avenir Next" w:cs="Avenir Next" w:eastAsia="Avenir Next"/>
                 <w:color w:val="1A1A1A"/>
-                <w:sz w:val="21"/>
+                <w:sz w:val="22"/>
                 <w:szCs w:val="21"/>
               </w:rPr>
               <w:t xml:space="preserve">: greater minus smaller.</w:t>
@@ -452,6 +458,7 @@
           </w:tcPr>
           <w:p>
             <w:pPr>
+              <w:pStyle w:val="Heading1"/>
               <w:spacing w:before="0" w:after="0" w:line="240" w:lineRule="auto"/>
               <w:jc w:val="center"/>
             </w:pPr>
@@ -480,7 +487,7 @@
               <w:rPr>
                 <w:rFonts w:ascii="Avenir Next" w:hAnsi="Avenir Next" w:cs="Avenir Next" w:eastAsia="Avenir Next"/>
                 <w:color w:val="1A1A1A"/>
-                <w:sz w:val="21"/>
+                <w:sz w:val="22"/>
                 <w:szCs w:val="21"/>
               </w:rPr>
               <w:t xml:space="preserve">Say which is greater, and </w:t>
@@ -490,7 +497,7 @@
                 <w:rFonts w:ascii="Avenir Next" w:hAnsi="Avenir Next" w:cs="Avenir Next" w:eastAsia="Avenir Next"/>
                 <w:b/>
                 <w:color w:val="1A1A1A"/>
-                <w:sz w:val="21"/>
+                <w:sz w:val="22"/>
                 <w:szCs w:val="21"/>
               </w:rPr>
               <w:t xml:space="preserve">by</w:t>
@@ -499,7 +506,7 @@
               <w:rPr>
                 <w:rFonts w:ascii="Avenir Next" w:hAnsi="Avenir Next" w:cs="Avenir Next" w:eastAsia="Avenir Next"/>
                 <w:color w:val="1A1A1A"/>
-                <w:sz w:val="21"/>
+                <w:sz w:val="22"/>
                 <w:szCs w:val="21"/>
               </w:rPr>
               <w:t xml:space="preserve"> how much.</w:t>
@@ -510,6 +517,7 @@
     </w:tbl>
     <w:p>
       <w:pPr>
+        <w:pStyle w:val="Heading2"/>
         <w:keepNext/>
         <w:pBdr>
           <w:bottom w:val="single" w:sz="8" w:space="3" w:color="003A70"/>
@@ -525,7 +533,7 @@
           <w:b/>
           <w:color w:val="003A70"/>
           <w:spacing w:val="14"/>
-          <w:sz w:val="19"/>
+          <w:sz w:val="22"/>
           <w:szCs w:val="19"/>
         </w:rPr>
         <w:t xml:space="preserve">WATCH ME</w:t>
@@ -544,7 +552,7 @@
           <w:rFonts w:ascii="Avenir Next" w:hAnsi="Avenir Next" w:cs="Avenir Next" w:eastAsia="Avenir Next"/>
           <w:i/>
           <w:color w:val="5A5F66"/>
-          <w:sz w:val="17"/>
+          <w:sz w:val="22"/>
           <w:szCs w:val="17"/>
         </w:rPr>
         <w:t xml:space="preserve">the steps in action</w:t>
@@ -559,7 +567,7 @@
           <w:rFonts w:ascii="Avenir Next" w:hAnsi="Avenir Next" w:cs="Avenir Next" w:eastAsia="Avenir Next"/>
           <w:b/>
           <w:color w:val="1A1A1A"/>
-          <w:sz w:val="21"/>
+          <w:sz w:val="22"/>
           <w:szCs w:val="21"/>
         </w:rPr>
         <w:t xml:space="preserve">Team A’s median is 47. Team B’s median is 39. How much greater is Team A’s?</w:t>
@@ -578,25 +586,25 @@
           <w:rFonts w:ascii="Avenir Next" w:hAnsi="Avenir Next" w:cs="Avenir Next" w:eastAsia="Avenir Next"/>
           <w:b/>
           <w:color w:val="003A70"/>
+          <w:sz w:val="22"/>
+          <w:szCs w:val="19"/>
+        </w:rPr>
+        <w:t xml:space="preserve">Step 1</w:t>
+      </w:r>
+      <w:r>
+        <w:rPr>
+          <w:rFonts w:ascii="Avenir Next" w:hAnsi="Avenir Next" w:cs="Avenir Next" w:eastAsia="Avenir Next"/>
+          <w:color w:val="1A1A1A"/>
           <w:sz w:val="19"/>
           <w:szCs w:val="19"/>
         </w:rPr>
-        <w:t xml:space="preserve">Step 1</w:t>
-      </w:r>
-      <w:r>
-        <w:rPr>
-          <w:rFonts w:ascii="Avenir Next" w:hAnsi="Avenir Next" w:cs="Avenir Next" w:eastAsia="Avenir Next"/>
-          <w:color w:val="1A1A1A"/>
-          <w:sz w:val="19"/>
-          <w:szCs w:val="19"/>
-        </w:rPr>
         <w:tab/>
       </w:r>
       <w:r>
         <w:rPr>
           <w:rFonts w:ascii="Avenir Next" w:hAnsi="Avenir Next" w:cs="Avenir Next" w:eastAsia="Avenir Next"/>
           <w:color w:val="1A1A1A"/>
-          <w:sz w:val="21"/>
+          <w:sz w:val="22"/>
           <w:szCs w:val="21"/>
         </w:rPr>
         <w:t xml:space="preserve">Compare 47 and 39.</w:t>
@@ -615,25 +623,25 @@
           <w:rFonts w:ascii="Avenir Next" w:hAnsi="Avenir Next" w:cs="Avenir Next" w:eastAsia="Avenir Next"/>
           <w:b/>
           <w:color w:val="003A70"/>
+          <w:sz w:val="22"/>
+          <w:szCs w:val="19"/>
+        </w:rPr>
+        <w:t xml:space="preserve">Step 2</w:t>
+      </w:r>
+      <w:r>
+        <w:rPr>
+          <w:rFonts w:ascii="Avenir Next" w:hAnsi="Avenir Next" w:cs="Avenir Next" w:eastAsia="Avenir Next"/>
+          <w:color w:val="1A1A1A"/>
           <w:sz w:val="19"/>
           <w:szCs w:val="19"/>
         </w:rPr>
-        <w:t xml:space="preserve">Step 2</w:t>
-      </w:r>
-      <w:r>
-        <w:rPr>
-          <w:rFonts w:ascii="Avenir Next" w:hAnsi="Avenir Next" w:cs="Avenir Next" w:eastAsia="Avenir Next"/>
-          <w:color w:val="1A1A1A"/>
-          <w:sz w:val="19"/>
-          <w:szCs w:val="19"/>
-        </w:rPr>
         <w:tab/>
       </w:r>
       <w:r>
         <w:rPr>
           <w:rFonts w:ascii="Avenir Next" w:hAnsi="Avenir Next" w:cs="Avenir Next" w:eastAsia="Avenir Next"/>
           <w:color w:val="1A1A1A"/>
-          <w:sz w:val="21"/>
+          <w:sz w:val="22"/>
           <w:szCs w:val="21"/>
         </w:rPr>
         <w:t xml:space="preserve">47 − 39 = 8.</w:t>
@@ -652,25 +660,25 @@
           <w:rFonts w:ascii="Avenir Next" w:hAnsi="Avenir Next" w:cs="Avenir Next" w:eastAsia="Avenir Next"/>
           <w:b/>
           <w:color w:val="003A70"/>
+          <w:sz w:val="22"/>
+          <w:szCs w:val="19"/>
+        </w:rPr>
+        <w:t xml:space="preserve">Step 3</w:t>
+      </w:r>
+      <w:r>
+        <w:rPr>
+          <w:rFonts w:ascii="Avenir Next" w:hAnsi="Avenir Next" w:cs="Avenir Next" w:eastAsia="Avenir Next"/>
+          <w:color w:val="1A1A1A"/>
           <w:sz w:val="19"/>
           <w:szCs w:val="19"/>
         </w:rPr>
-        <w:t xml:space="preserve">Step 3</w:t>
-      </w:r>
-      <w:r>
-        <w:rPr>
-          <w:rFonts w:ascii="Avenir Next" w:hAnsi="Avenir Next" w:cs="Avenir Next" w:eastAsia="Avenir Next"/>
-          <w:color w:val="1A1A1A"/>
-          <w:sz w:val="19"/>
-          <w:szCs w:val="19"/>
-        </w:rPr>
         <w:tab/>
       </w:r>
       <w:r>
         <w:rPr>
           <w:rFonts w:ascii="Avenir Next" w:hAnsi="Avenir Next" w:cs="Avenir Next" w:eastAsia="Avenir Next"/>
           <w:color w:val="1A1A1A"/>
-          <w:sz w:val="21"/>
+          <w:sz w:val="22"/>
           <w:szCs w:val="21"/>
         </w:rPr>
         <w:t xml:space="preserve">Team A’s median is greater by 8.</w:t>
@@ -689,18 +697,18 @@
           <w:rFonts w:ascii="Avenir Next" w:hAnsi="Avenir Next" w:cs="Avenir Next" w:eastAsia="Avenir Next"/>
           <w:b/>
           <w:color w:val="1A1A1A"/>
+          <w:sz w:val="22"/>
+          <w:szCs w:val="21"/>
+        </w:rPr>
+        <w:t xml:space="preserve">Answer</w:t>
+      </w:r>
+      <w:r>
+        <w:rPr>
+          <w:rFonts w:ascii="Avenir Next" w:hAnsi="Avenir Next" w:cs="Avenir Next" w:eastAsia="Avenir Next"/>
+          <w:color w:val="1A1A1A"/>
           <w:sz w:val="21"/>
           <w:szCs w:val="21"/>
         </w:rPr>
-        <w:t xml:space="preserve">Answer</w:t>
-      </w:r>
-      <w:r>
-        <w:rPr>
-          <w:rFonts w:ascii="Avenir Next" w:hAnsi="Avenir Next" w:cs="Avenir Next" w:eastAsia="Avenir Next"/>
-          <w:color w:val="1A1A1A"/>
-          <w:sz w:val="21"/>
-          <w:szCs w:val="21"/>
-        </w:rPr>
         <w:tab/>
       </w:r>
       <w:r>
@@ -708,7 +716,7 @@
           <w:rFonts w:ascii="Avenir Next" w:hAnsi="Avenir Next" w:cs="Avenir Next" w:eastAsia="Avenir Next"/>
           <w:b/>
           <w:color w:val="1A1A1A"/>
-          <w:sz w:val="21"/>
+          <w:sz w:val="22"/>
           <w:szCs w:val="21"/>
         </w:rPr>
         <w:t xml:space="preserve">8 points greater</w:t>
@@ -716,6 +724,7 @@
     </w:p>
     <w:p>
       <w:pPr>
+        <w:pStyle w:val="Heading2"/>
         <w:keepNext/>
         <w:pBdr>
           <w:bottom w:val="single" w:sz="8" w:space="3" w:color="003A70"/>
@@ -731,7 +740,7 @@
           <w:b/>
           <w:color w:val="003A70"/>
           <w:spacing w:val="14"/>
-          <w:sz w:val="19"/>
+          <w:sz w:val="22"/>
           <w:szCs w:val="19"/>
         </w:rPr>
         <w:t xml:space="preserve">TRY IT WITH HELP</w:t>
@@ -750,7 +759,7 @@
           <w:rFonts w:ascii="Avenir Next" w:hAnsi="Avenir Next" w:cs="Avenir Next" w:eastAsia="Avenir Next"/>
           <w:i/>
           <w:color w:val="5A5F66"/>
-          <w:sz w:val="17"/>
+          <w:sz w:val="22"/>
           <w:szCs w:val="17"/>
         </w:rPr>
         <w:t xml:space="preserve">fill in each step</w:t>
@@ -808,28 +817,47 @@
           <w:rFonts w:ascii="Avenir Next" w:hAnsi="Avenir Next" w:cs="Avenir Next" w:eastAsia="Avenir Next"/>
           <w:b/>
           <w:color w:val="003A70"/>
+          <w:sz w:val="22"/>
+          <w:szCs w:val="18"/>
+        </w:rPr>
+        <w:t xml:space="preserve">Step 1</w:t>
+      </w:r>
+      <w:r>
+        <w:rPr>
+          <w:rFonts w:ascii="Avenir Next" w:hAnsi="Avenir Next" w:cs="Avenir Next" w:eastAsia="Avenir Next"/>
+          <w:color w:val="1A1A1A"/>
           <w:sz w:val="18"/>
           <w:szCs w:val="18"/>
         </w:rPr>
-        <w:t xml:space="preserve">Step 1</w:t>
-      </w:r>
-      <w:r>
-        <w:rPr>
-          <w:rFonts w:ascii="Avenir Next" w:hAnsi="Avenir Next" w:cs="Avenir Next" w:eastAsia="Avenir Next"/>
-          <w:color w:val="1A1A1A"/>
-          <w:sz w:val="18"/>
-          <w:szCs w:val="18"/>
-        </w:rPr>
         <w:tab/>
       </w:r>
       <w:r>
         <w:rPr>
           <w:rFonts w:ascii="Avenir Next" w:hAnsi="Avenir Next" w:cs="Avenir Next" w:eastAsia="Avenir Next"/>
           <w:color w:val="1A1A1A"/>
+          <w:sz w:val="22"/>
+          <w:szCs w:val="21"/>
+        </w:rPr>
+        <w:t xml:space="preserve">Compare </w:t>
+      </w:r>
+      <w:r>
+        <w:rPr>
+          <w:rFonts w:ascii="Avenir Next" w:hAnsi="Avenir Next" w:cs="Avenir Next" w:eastAsia="Avenir Next"/>
+          <w:color w:val="1A1A1A"/>
           <w:sz w:val="21"/>
           <w:szCs w:val="21"/>
-        </w:rPr>
-        <w:t xml:space="preserve">Compare </w:t>
+          <w:u w:val="single"/>
+        </w:rPr>
+        <w:t xml:space="preserve">                </w:t>
+      </w:r>
+      <w:r>
+        <w:rPr>
+          <w:rFonts w:ascii="Avenir Next" w:hAnsi="Avenir Next" w:cs="Avenir Next" w:eastAsia="Avenir Next"/>
+          <w:color w:val="1A1A1A"/>
+          <w:sz w:val="22"/>
+          <w:szCs w:val="21"/>
+        </w:rPr>
+        <w:t xml:space="preserve"> and </w:t>
       </w:r>
       <w:r>
         <w:rPr>
@@ -845,26 +873,7 @@
         <w:rPr>
           <w:rFonts w:ascii="Avenir Next" w:hAnsi="Avenir Next" w:cs="Avenir Next" w:eastAsia="Avenir Next"/>
           <w:color w:val="1A1A1A"/>
-          <w:sz w:val="21"/>
-          <w:szCs w:val="21"/>
-        </w:rPr>
-        <w:t xml:space="preserve"> and </w:t>
-      </w:r>
-      <w:r>
-        <w:rPr>
-          <w:rFonts w:ascii="Avenir Next" w:hAnsi="Avenir Next" w:cs="Avenir Next" w:eastAsia="Avenir Next"/>
-          <w:color w:val="1A1A1A"/>
-          <w:sz w:val="21"/>
-          <w:szCs w:val="21"/>
-          <w:u w:val="single"/>
-        </w:rPr>
-        <w:t xml:space="preserve">                </w:t>
-      </w:r>
-      <w:r>
-        <w:rPr>
-          <w:rFonts w:ascii="Avenir Next" w:hAnsi="Avenir Next" w:cs="Avenir Next" w:eastAsia="Avenir Next"/>
-          <w:color w:val="1A1A1A"/>
-          <w:sz w:val="21"/>
+          <w:sz w:val="22"/>
           <w:szCs w:val="21"/>
         </w:rPr>
         <w:t xml:space="preserve">.</w:t>
@@ -884,35 +893,35 @@
           <w:rFonts w:ascii="Avenir Next" w:hAnsi="Avenir Next" w:cs="Avenir Next" w:eastAsia="Avenir Next"/>
           <w:b/>
           <w:color w:val="003A70"/>
+          <w:sz w:val="22"/>
+          <w:szCs w:val="18"/>
+        </w:rPr>
+        <w:t xml:space="preserve">Step 2</w:t>
+      </w:r>
+      <w:r>
+        <w:rPr>
+          <w:rFonts w:ascii="Avenir Next" w:hAnsi="Avenir Next" w:cs="Avenir Next" w:eastAsia="Avenir Next"/>
+          <w:color w:val="1A1A1A"/>
           <w:sz w:val="18"/>
           <w:szCs w:val="18"/>
         </w:rPr>
-        <w:t xml:space="preserve">Step 2</w:t>
-      </w:r>
-      <w:r>
-        <w:rPr>
-          <w:rFonts w:ascii="Avenir Next" w:hAnsi="Avenir Next" w:cs="Avenir Next" w:eastAsia="Avenir Next"/>
-          <w:color w:val="1A1A1A"/>
-          <w:sz w:val="18"/>
-          <w:szCs w:val="18"/>
-        </w:rPr>
         <w:tab/>
       </w:r>
       <w:r>
         <w:rPr>
           <w:rFonts w:ascii="Avenir Next" w:hAnsi="Avenir Next" w:cs="Avenir Next" w:eastAsia="Avenir Next"/>
           <w:color w:val="1A1A1A"/>
+          <w:sz w:val="22"/>
+          <w:szCs w:val="21"/>
+        </w:rPr>
+        <w:t xml:space="preserve">57 − 53 = </w:t>
+      </w:r>
+      <w:r>
+        <w:rPr>
+          <w:rFonts w:ascii="Avenir Next" w:hAnsi="Avenir Next" w:cs="Avenir Next" w:eastAsia="Avenir Next"/>
+          <w:color w:val="1A1A1A"/>
           <w:sz w:val="21"/>
           <w:szCs w:val="21"/>
-        </w:rPr>
-        <w:t xml:space="preserve">57 − 53 = </w:t>
-      </w:r>
-      <w:r>
-        <w:rPr>
-          <w:rFonts w:ascii="Avenir Next" w:hAnsi="Avenir Next" w:cs="Avenir Next" w:eastAsia="Avenir Next"/>
-          <w:color w:val="1A1A1A"/>
-          <w:sz w:val="21"/>
-          <w:szCs w:val="21"/>
           <w:u w:val="single"/>
         </w:rPr>
         <w:t xml:space="preserve">                </w:t>
@@ -921,7 +930,7 @@
         <w:rPr>
           <w:rFonts w:ascii="Avenir Next" w:hAnsi="Avenir Next" w:cs="Avenir Next" w:eastAsia="Avenir Next"/>
           <w:color w:val="1A1A1A"/>
-          <w:sz w:val="21"/>
+          <w:sz w:val="22"/>
           <w:szCs w:val="21"/>
         </w:rPr>
         <w:t xml:space="preserve">.</w:t>
@@ -941,35 +950,35 @@
           <w:rFonts w:ascii="Avenir Next" w:hAnsi="Avenir Next" w:cs="Avenir Next" w:eastAsia="Avenir Next"/>
           <w:b/>
           <w:color w:val="003A70"/>
+          <w:sz w:val="22"/>
+          <w:szCs w:val="18"/>
+        </w:rPr>
+        <w:t xml:space="preserve">Step 3</w:t>
+      </w:r>
+      <w:r>
+        <w:rPr>
+          <w:rFonts w:ascii="Avenir Next" w:hAnsi="Avenir Next" w:cs="Avenir Next" w:eastAsia="Avenir Next"/>
+          <w:color w:val="1A1A1A"/>
           <w:sz w:val="18"/>
           <w:szCs w:val="18"/>
         </w:rPr>
-        <w:t xml:space="preserve">Step 3</w:t>
-      </w:r>
-      <w:r>
-        <w:rPr>
-          <w:rFonts w:ascii="Avenir Next" w:hAnsi="Avenir Next" w:cs="Avenir Next" w:eastAsia="Avenir Next"/>
-          <w:color w:val="1A1A1A"/>
-          <w:sz w:val="18"/>
-          <w:szCs w:val="18"/>
-        </w:rPr>
         <w:tab/>
       </w:r>
       <w:r>
         <w:rPr>
           <w:rFonts w:ascii="Avenir Next" w:hAnsi="Avenir Next" w:cs="Avenir Next" w:eastAsia="Avenir Next"/>
           <w:color w:val="1A1A1A"/>
+          <w:sz w:val="22"/>
+          <w:szCs w:val="21"/>
+        </w:rPr>
+        <w:t xml:space="preserve">X is greater by </w:t>
+      </w:r>
+      <w:r>
+        <w:rPr>
+          <w:rFonts w:ascii="Avenir Next" w:hAnsi="Avenir Next" w:cs="Avenir Next" w:eastAsia="Avenir Next"/>
+          <w:color w:val="1A1A1A"/>
           <w:sz w:val="21"/>
           <w:szCs w:val="21"/>
-        </w:rPr>
-        <w:t xml:space="preserve">X is greater by </w:t>
-      </w:r>
-      <w:r>
-        <w:rPr>
-          <w:rFonts w:ascii="Avenir Next" w:hAnsi="Avenir Next" w:cs="Avenir Next" w:eastAsia="Avenir Next"/>
-          <w:color w:val="1A1A1A"/>
-          <w:sz w:val="21"/>
-          <w:szCs w:val="21"/>
           <w:u w:val="single"/>
         </w:rPr>
         <w:t xml:space="preserve">                </w:t>
@@ -978,7 +987,7 @@
         <w:rPr>
           <w:rFonts w:ascii="Avenir Next" w:hAnsi="Avenir Next" w:cs="Avenir Next" w:eastAsia="Avenir Next"/>
           <w:color w:val="1A1A1A"/>
-          <w:sz w:val="21"/>
+          <w:sz w:val="22"/>
           <w:szCs w:val="21"/>
         </w:rPr>
         <w:t xml:space="preserve">.</w:t>
@@ -1041,28 +1050,47 @@
           <w:rFonts w:ascii="Avenir Next" w:hAnsi="Avenir Next" w:cs="Avenir Next" w:eastAsia="Avenir Next"/>
           <w:b/>
           <w:color w:val="003A70"/>
+          <w:sz w:val="22"/>
+          <w:szCs w:val="18"/>
+        </w:rPr>
+        <w:t xml:space="preserve">Step 1</w:t>
+      </w:r>
+      <w:r>
+        <w:rPr>
+          <w:rFonts w:ascii="Avenir Next" w:hAnsi="Avenir Next" w:cs="Avenir Next" w:eastAsia="Avenir Next"/>
+          <w:color w:val="1A1A1A"/>
           <w:sz w:val="18"/>
           <w:szCs w:val="18"/>
         </w:rPr>
-        <w:t xml:space="preserve">Step 1</w:t>
-      </w:r>
-      <w:r>
-        <w:rPr>
-          <w:rFonts w:ascii="Avenir Next" w:hAnsi="Avenir Next" w:cs="Avenir Next" w:eastAsia="Avenir Next"/>
-          <w:color w:val="1A1A1A"/>
-          <w:sz w:val="18"/>
-          <w:szCs w:val="18"/>
-        </w:rPr>
         <w:tab/>
       </w:r>
       <w:r>
         <w:rPr>
           <w:rFonts w:ascii="Avenir Next" w:hAnsi="Avenir Next" w:cs="Avenir Next" w:eastAsia="Avenir Next"/>
           <w:color w:val="1A1A1A"/>
+          <w:sz w:val="22"/>
+          <w:szCs w:val="21"/>
+        </w:rPr>
+        <w:t xml:space="preserve">Compare </w:t>
+      </w:r>
+      <w:r>
+        <w:rPr>
+          <w:rFonts w:ascii="Avenir Next" w:hAnsi="Avenir Next" w:cs="Avenir Next" w:eastAsia="Avenir Next"/>
+          <w:color w:val="1A1A1A"/>
           <w:sz w:val="21"/>
           <w:szCs w:val="21"/>
-        </w:rPr>
-        <w:t xml:space="preserve">Compare </w:t>
+          <w:u w:val="single"/>
+        </w:rPr>
+        <w:t xml:space="preserve">                </w:t>
+      </w:r>
+      <w:r>
+        <w:rPr>
+          <w:rFonts w:ascii="Avenir Next" w:hAnsi="Avenir Next" w:cs="Avenir Next" w:eastAsia="Avenir Next"/>
+          <w:color w:val="1A1A1A"/>
+          <w:sz w:val="22"/>
+          <w:szCs w:val="21"/>
+        </w:rPr>
+        <w:t xml:space="preserve"> and </w:t>
       </w:r>
       <w:r>
         <w:rPr>
@@ -1078,26 +1106,7 @@
         <w:rPr>
           <w:rFonts w:ascii="Avenir Next" w:hAnsi="Avenir Next" w:cs="Avenir Next" w:eastAsia="Avenir Next"/>
           <w:color w:val="1A1A1A"/>
-          <w:sz w:val="21"/>
-          <w:szCs w:val="21"/>
-        </w:rPr>
-        <w:t xml:space="preserve"> and </w:t>
-      </w:r>
-      <w:r>
-        <w:rPr>
-          <w:rFonts w:ascii="Avenir Next" w:hAnsi="Avenir Next" w:cs="Avenir Next" w:eastAsia="Avenir Next"/>
-          <w:color w:val="1A1A1A"/>
-          <w:sz w:val="21"/>
-          <w:szCs w:val="21"/>
-          <w:u w:val="single"/>
-        </w:rPr>
-        <w:t xml:space="preserve">                </w:t>
-      </w:r>
-      <w:r>
-        <w:rPr>
-          <w:rFonts w:ascii="Avenir Next" w:hAnsi="Avenir Next" w:cs="Avenir Next" w:eastAsia="Avenir Next"/>
-          <w:color w:val="1A1A1A"/>
-          <w:sz w:val="21"/>
+          <w:sz w:val="22"/>
           <w:szCs w:val="21"/>
         </w:rPr>
         <w:t xml:space="preserve">.</w:t>
@@ -1117,35 +1126,35 @@
           <w:rFonts w:ascii="Avenir Next" w:hAnsi="Avenir Next" w:cs="Avenir Next" w:eastAsia="Avenir Next"/>
           <w:b/>
           <w:color w:val="003A70"/>
+          <w:sz w:val="22"/>
+          <w:szCs w:val="18"/>
+        </w:rPr>
+        <w:t xml:space="preserve">Step 2</w:t>
+      </w:r>
+      <w:r>
+        <w:rPr>
+          <w:rFonts w:ascii="Avenir Next" w:hAnsi="Avenir Next" w:cs="Avenir Next" w:eastAsia="Avenir Next"/>
+          <w:color w:val="1A1A1A"/>
           <w:sz w:val="18"/>
           <w:szCs w:val="18"/>
         </w:rPr>
-        <w:t xml:space="preserve">Step 2</w:t>
-      </w:r>
-      <w:r>
-        <w:rPr>
-          <w:rFonts w:ascii="Avenir Next" w:hAnsi="Avenir Next" w:cs="Avenir Next" w:eastAsia="Avenir Next"/>
-          <w:color w:val="1A1A1A"/>
-          <w:sz w:val="18"/>
-          <w:szCs w:val="18"/>
-        </w:rPr>
         <w:tab/>
       </w:r>
       <w:r>
         <w:rPr>
           <w:rFonts w:ascii="Avenir Next" w:hAnsi="Avenir Next" w:cs="Avenir Next" w:eastAsia="Avenir Next"/>
           <w:color w:val="1A1A1A"/>
+          <w:sz w:val="22"/>
+          <w:szCs w:val="21"/>
+        </w:rPr>
+        <w:t xml:space="preserve">125 − 98 = </w:t>
+      </w:r>
+      <w:r>
+        <w:rPr>
+          <w:rFonts w:ascii="Avenir Next" w:hAnsi="Avenir Next" w:cs="Avenir Next" w:eastAsia="Avenir Next"/>
+          <w:color w:val="1A1A1A"/>
           <w:sz w:val="21"/>
           <w:szCs w:val="21"/>
-        </w:rPr>
-        <w:t xml:space="preserve">125 − 98 = </w:t>
-      </w:r>
-      <w:r>
-        <w:rPr>
-          <w:rFonts w:ascii="Avenir Next" w:hAnsi="Avenir Next" w:cs="Avenir Next" w:eastAsia="Avenir Next"/>
-          <w:color w:val="1A1A1A"/>
-          <w:sz w:val="21"/>
-          <w:szCs w:val="21"/>
           <w:u w:val="single"/>
         </w:rPr>
         <w:t xml:space="preserve">                </w:t>
@@ -1154,7 +1163,7 @@
         <w:rPr>
           <w:rFonts w:ascii="Avenir Next" w:hAnsi="Avenir Next" w:cs="Avenir Next" w:eastAsia="Avenir Next"/>
           <w:color w:val="1A1A1A"/>
-          <w:sz w:val="21"/>
+          <w:sz w:val="22"/>
           <w:szCs w:val="21"/>
         </w:rPr>
         <w:t xml:space="preserve">.</w:t>
@@ -1174,35 +1183,35 @@
           <w:rFonts w:ascii="Avenir Next" w:hAnsi="Avenir Next" w:cs="Avenir Next" w:eastAsia="Avenir Next"/>
           <w:b/>
           <w:color w:val="003A70"/>
+          <w:sz w:val="22"/>
+          <w:szCs w:val="18"/>
+        </w:rPr>
+        <w:t xml:space="preserve">Step 3</w:t>
+      </w:r>
+      <w:r>
+        <w:rPr>
+          <w:rFonts w:ascii="Avenir Next" w:hAnsi="Avenir Next" w:cs="Avenir Next" w:eastAsia="Avenir Next"/>
+          <w:color w:val="1A1A1A"/>
           <w:sz w:val="18"/>
           <w:szCs w:val="18"/>
         </w:rPr>
-        <w:t xml:space="preserve">Step 3</w:t>
-      </w:r>
-      <w:r>
-        <w:rPr>
-          <w:rFonts w:ascii="Avenir Next" w:hAnsi="Avenir Next" w:cs="Avenir Next" w:eastAsia="Avenir Next"/>
-          <w:color w:val="1A1A1A"/>
-          <w:sz w:val="18"/>
-          <w:szCs w:val="18"/>
-        </w:rPr>
         <w:tab/>
       </w:r>
       <w:r>
         <w:rPr>
           <w:rFonts w:ascii="Avenir Next" w:hAnsi="Avenir Next" w:cs="Avenir Next" w:eastAsia="Avenir Next"/>
           <w:color w:val="1A1A1A"/>
+          <w:sz w:val="22"/>
+          <w:szCs w:val="21"/>
+        </w:rPr>
+        <w:t xml:space="preserve">P is greater by </w:t>
+      </w:r>
+      <w:r>
+        <w:rPr>
+          <w:rFonts w:ascii="Avenir Next" w:hAnsi="Avenir Next" w:cs="Avenir Next" w:eastAsia="Avenir Next"/>
+          <w:color w:val="1A1A1A"/>
           <w:sz w:val="21"/>
           <w:szCs w:val="21"/>
-        </w:rPr>
-        <w:t xml:space="preserve">P is greater by </w:t>
-      </w:r>
-      <w:r>
-        <w:rPr>
-          <w:rFonts w:ascii="Avenir Next" w:hAnsi="Avenir Next" w:cs="Avenir Next" w:eastAsia="Avenir Next"/>
-          <w:color w:val="1A1A1A"/>
-          <w:sz w:val="21"/>
-          <w:szCs w:val="21"/>
           <w:u w:val="single"/>
         </w:rPr>
         <w:t xml:space="preserve">                </w:t>
@@ -1211,7 +1220,7 @@
         <w:rPr>
           <w:rFonts w:ascii="Avenir Next" w:hAnsi="Avenir Next" w:cs="Avenir Next" w:eastAsia="Avenir Next"/>
           <w:color w:val="1A1A1A"/>
-          <w:sz w:val="21"/>
+          <w:sz w:val="22"/>
           <w:szCs w:val="21"/>
         </w:rPr>
         <w:t xml:space="preserve">.</w:t>
@@ -1224,6 +1233,7 @@
     </w:p>
     <w:p>
       <w:pPr>
+        <w:pStyle w:val="Heading2"/>
         <w:keepNext/>
         <w:pBdr>
           <w:bottom w:val="single" w:sz="8" w:space="3" w:color="003A70"/>
@@ -1239,7 +1249,7 @@
           <w:b/>
           <w:color w:val="003A70"/>
           <w:spacing w:val="14"/>
-          <w:sz w:val="19"/>
+          <w:sz w:val="22"/>
           <w:szCs w:val="19"/>
         </w:rPr>
         <w:t xml:space="preserve">YOUR TURN</w:t>
@@ -1258,7 +1268,7 @@
           <w:rFonts w:ascii="Avenir Next" w:hAnsi="Avenir Next" w:cs="Avenir Next" w:eastAsia="Avenir Next"/>
           <w:i/>
           <w:color w:val="5A5F66"/>
-          <w:sz w:val="17"/>
+          <w:sz w:val="22"/>
           <w:szCs w:val="17"/>
         </w:rPr>
         <w:t xml:space="preserve">use the steps on your own</w:t>
@@ -1430,7 +1440,7 @@
                       <w:szCs w:val="22"/>
                       <w:u w:val="single"/>
                     </w:rPr>
-                    <w:t xml:space="preserve">      </w:t>
+                    <w:t xml:space="preserve">          </w:t>
                   </w:r>
                 </w:p>
               </w:tc>
@@ -1492,7 +1502,7 @@
                       <w:szCs w:val="22"/>
                       <w:u w:val="single"/>
                     </w:rPr>
-                    <w:t xml:space="preserve">      </w:t>
+                    <w:t xml:space="preserve">          </w:t>
                   </w:r>
                 </w:p>
               </w:tc>
@@ -1554,7 +1564,7 @@
                       <w:szCs w:val="22"/>
                       <w:u w:val="single"/>
                     </w:rPr>
-                    <w:t xml:space="preserve">      </w:t>
+                    <w:t xml:space="preserve">          </w:t>
                   </w:r>
                 </w:p>
               </w:tc>
@@ -1622,7 +1632,7 @@
                       <w:szCs w:val="22"/>
                       <w:u w:val="single"/>
                     </w:rPr>
-                    <w:t xml:space="preserve">      </w:t>
+                    <w:t xml:space="preserve">          </w:t>
                   </w:r>
                 </w:p>
               </w:tc>
@@ -1684,7 +1694,7 @@
                       <w:szCs w:val="22"/>
                       <w:u w:val="single"/>
                     </w:rPr>
-                    <w:t xml:space="preserve">      </w:t>
+                    <w:t xml:space="preserve">          </w:t>
                   </w:r>
                 </w:p>
               </w:tc>
@@ -1746,7 +1756,7 @@
                       <w:szCs w:val="22"/>
                       <w:u w:val="single"/>
                     </w:rPr>
-                    <w:t xml:space="preserve">      </w:t>
+                    <w:t xml:space="preserve">          </w:t>
                   </w:r>
                 </w:p>
               </w:tc>
@@ -1769,7 +1779,7 @@
       <w:pPr>
         <w:pageBreakBefore/>
         <w:keepNext/>
-        <w:spacing w:before="0" w:after="12" w:line="264" w:lineRule="auto"/>
+        <w:spacing w:before="0" w:after="10" w:line="252" w:lineRule="auto"/>
       </w:pPr>
       <w:r>
         <w:rPr>
@@ -1778,7 +1788,7 @@
           <w:caps/>
           <w:color w:val="003A70"/>
           <w:spacing w:val="12"/>
-          <w:sz w:val="19"/>
+          <w:sz w:val="22"/>
           <w:szCs w:val="19"/>
         </w:rPr>
         <w:t xml:space="preserve">Lesson 2-4  ·  Session 2  ·  Prerequisite Practice A  ·  Skill 2 of 2</w:t>
@@ -1786,8 +1796,9 @@
     </w:p>
     <w:p>
       <w:pPr>
+        <w:pStyle w:val="Heading1"/>
         <w:keepNext/>
-        <w:spacing w:before="0" w:after="10" w:line="240" w:lineRule="auto"/>
+        <w:spacing w:before="0" w:after="8" w:line="240" w:lineRule="auto"/>
       </w:pPr>
       <w:r>
         <w:rPr>
@@ -1805,13 +1816,13 @@
         <w:pBdr>
           <w:bottom w:val="single" w:sz="4" w:space="5" w:color="C9CDD2"/>
         </w:pBdr>
-        <w:spacing w:before="0" w:after="60" w:line="264" w:lineRule="auto"/>
+        <w:spacing w:before="0" w:after="51" w:line="252" w:lineRule="auto"/>
       </w:pPr>
       <w:r>
         <w:rPr>
           <w:rFonts w:ascii="Avenir Next" w:hAnsi="Avenir Next" w:cs="Avenir Next" w:eastAsia="Avenir Next"/>
           <w:color w:val="5A5F66"/>
-          <w:sz w:val="17"/>
+          <w:sz w:val="22"/>
           <w:szCs w:val="17"/>
         </w:rPr>
         <w:t xml:space="preserve">Builds on Grade 4 · 4.MD.A.2</w:t>
@@ -1854,7 +1865,8 @@
           </w:tcPr>
           <w:p>
             <w:pPr>
-              <w:spacing w:before="0" w:after="0" w:line="252" w:lineRule="auto"/>
+              <w:pStyle w:val="Heading2"/>
+              <w:spacing w:before="0" w:after="0" w:line="246" w:lineRule="auto"/>
             </w:pPr>
             <w:r>
               <w:rPr>
@@ -1877,13 +1889,13 @@
           </w:tcPr>
           <w:p>
             <w:pPr>
-              <w:spacing w:before="0" w:after="0" w:line="264" w:lineRule="auto"/>
+              <w:spacing w:before="0" w:after="0" w:line="252" w:lineRule="auto"/>
             </w:pPr>
             <w:r>
               <w:rPr>
                 <w:rFonts w:ascii="Avenir Next" w:hAnsi="Avenir Next" w:cs="Avenir Next" w:eastAsia="Avenir Next"/>
                 <w:color w:val="1A1A1A"/>
-                <w:sz w:val="20"/>
+                <w:sz w:val="22"/>
                 <w:szCs w:val="20"/>
               </w:rPr>
               <w:t xml:space="preserve">In problem 6, the box plot scale has a tick every 2 points from 36 to 72.</w:t>
@@ -1903,7 +1915,8 @@
           </w:tcPr>
           <w:p>
             <w:pPr>
-              <w:spacing w:before="0" w:after="0" w:line="252" w:lineRule="auto"/>
+              <w:pStyle w:val="Heading2"/>
+              <w:spacing w:before="0" w:after="0" w:line="246" w:lineRule="auto"/>
             </w:pPr>
             <w:r>
               <w:rPr>
@@ -1926,13 +1939,13 @@
           </w:tcPr>
           <w:p>
             <w:pPr>
-              <w:spacing w:before="0" w:after="0" w:line="264" w:lineRule="auto"/>
+              <w:spacing w:before="0" w:after="0" w:line="252" w:lineRule="auto"/>
             </w:pPr>
             <w:r>
               <w:rPr>
                 <w:rFonts w:ascii="Avenir Next" w:hAnsi="Avenir Next" w:cs="Avenir Next" w:eastAsia="Avenir Next"/>
                 <w:color w:val="1A1A1A"/>
-                <w:sz w:val="20"/>
+                <w:sz w:val="22"/>
                 <w:szCs w:val="20"/>
               </w:rPr>
               <w:t xml:space="preserve">Find what one jump is worth, then read a point.  </w:t>
@@ -1942,7 +1955,7 @@
                 <w:rFonts w:ascii="Avenir Next" w:hAnsi="Avenir Next" w:cs="Avenir Next" w:eastAsia="Avenir Next"/>
                 <w:b/>
                 <w:color w:val="1A1A1A"/>
-                <w:sz w:val="20"/>
+                <w:sz w:val="22"/>
                 <w:szCs w:val="20"/>
               </w:rPr>
               <w:t xml:space="preserve">You will use it in Practice Form A, problems 1, 6, and 8.</w:t>
@@ -1953,6 +1966,7 @@
     </w:tbl>
     <w:p>
       <w:pPr>
+        <w:pStyle w:val="Heading2"/>
         <w:keepNext/>
         <w:pBdr>
           <w:bottom w:val="single" w:sz="8" w:space="3" w:color="003A70"/>
@@ -1960,7 +1974,7 @@
         <w:tabs>
           <w:tab w:val="right" w:pos="9504"/>
         </w:tabs>
-        <w:spacing w:before="50" w:after="36" w:line="240" w:lineRule="auto"/>
+        <w:spacing w:before="42" w:after="31" w:line="240" w:lineRule="auto"/>
       </w:pPr>
       <w:r>
         <w:rPr>
@@ -1968,7 +1982,7 @@
           <w:b/>
           <w:color w:val="003A70"/>
           <w:spacing w:val="14"/>
-          <w:sz w:val="19"/>
+          <w:sz w:val="22"/>
           <w:szCs w:val="19"/>
         </w:rPr>
         <w:t xml:space="preserve">STEPS TO FOLLOW</w:t>
@@ -1987,7 +2001,7 @@
           <w:rFonts w:ascii="Avenir Next" w:hAnsi="Avenir Next" w:cs="Avenir Next" w:eastAsia="Avenir Next"/>
           <w:i/>
           <w:color w:val="5A5F66"/>
-          <w:sz w:val="17"/>
+          <w:sz w:val="22"/>
           <w:szCs w:val="17"/>
         </w:rPr>
         <w:t xml:space="preserve">use these same steps on every problem</w:t>
@@ -2029,6 +2043,7 @@
           </w:tcPr>
           <w:p>
             <w:pPr>
+              <w:pStyle w:val="Heading1"/>
               <w:spacing w:before="0" w:after="0" w:line="240" w:lineRule="auto"/>
               <w:jc w:val="center"/>
             </w:pPr>
@@ -2051,14 +2066,14 @@
           </w:tcPr>
           <w:p>
             <w:pPr>
-              <w:spacing w:before="0" w:after="0" w:line="264" w:lineRule="auto"/>
+              <w:spacing w:before="0" w:after="0" w:line="252" w:lineRule="auto"/>
             </w:pPr>
             <w:r>
               <w:rPr>
                 <w:rFonts w:ascii="Avenir Next" w:hAnsi="Avenir Next" w:cs="Avenir Next" w:eastAsia="Avenir Next"/>
                 <w:b/>
                 <w:color w:val="1A1A1A"/>
-                <w:sz w:val="21"/>
+                <w:sz w:val="22"/>
                 <w:szCs w:val="21"/>
               </w:rPr>
               <w:t xml:space="preserve">Subtract</w:t>
@@ -2067,7 +2082,7 @@
               <w:rPr>
                 <w:rFonts w:ascii="Avenir Next" w:hAnsi="Avenir Next" w:cs="Avenir Next" w:eastAsia="Avenir Next"/>
                 <w:color w:val="1A1A1A"/>
-                <w:sz w:val="21"/>
+                <w:sz w:val="22"/>
                 <w:szCs w:val="21"/>
               </w:rPr>
               <w:t xml:space="preserve"> two labels that are next to each other.</w:t>
@@ -2086,6 +2101,7 @@
           </w:tcPr>
           <w:p>
             <w:pPr>
+              <w:pStyle w:val="Heading1"/>
               <w:spacing w:before="0" w:after="0" w:line="240" w:lineRule="auto"/>
               <w:jc w:val="center"/>
             </w:pPr>
@@ -2108,13 +2124,13 @@
           </w:tcPr>
           <w:p>
             <w:pPr>
-              <w:spacing w:before="0" w:after="0" w:line="264" w:lineRule="auto"/>
+              <w:spacing w:before="0" w:after="0" w:line="252" w:lineRule="auto"/>
             </w:pPr>
             <w:r>
               <w:rPr>
                 <w:rFonts w:ascii="Avenir Next" w:hAnsi="Avenir Next" w:cs="Avenir Next" w:eastAsia="Avenir Next"/>
                 <w:color w:val="1A1A1A"/>
-                <w:sz w:val="21"/>
+                <w:sz w:val="22"/>
                 <w:szCs w:val="21"/>
               </w:rPr>
               <w:t xml:space="preserve">Count the </w:t>
@@ -2124,7 +2140,7 @@
                 <w:rFonts w:ascii="Avenir Next" w:hAnsi="Avenir Next" w:cs="Avenir Next" w:eastAsia="Avenir Next"/>
                 <w:b/>
                 <w:color w:val="1A1A1A"/>
-                <w:sz w:val="21"/>
+                <w:sz w:val="22"/>
                 <w:szCs w:val="21"/>
               </w:rPr>
               <w:t xml:space="preserve">jumps</w:t>
@@ -2133,7 +2149,7 @@
               <w:rPr>
                 <w:rFonts w:ascii="Avenir Next" w:hAnsi="Avenir Next" w:cs="Avenir Next" w:eastAsia="Avenir Next"/>
                 <w:color w:val="1A1A1A"/>
-                <w:sz w:val="21"/>
+                <w:sz w:val="22"/>
                 <w:szCs w:val="21"/>
               </w:rPr>
               <w:t xml:space="preserve"> between them. Divide.</w:t>
@@ -2152,6 +2168,7 @@
           </w:tcPr>
           <w:p>
             <w:pPr>
+              <w:pStyle w:val="Heading1"/>
               <w:spacing w:before="0" w:after="0" w:line="240" w:lineRule="auto"/>
               <w:jc w:val="center"/>
             </w:pPr>
@@ -2174,14 +2191,14 @@
           </w:tcPr>
           <w:p>
             <w:pPr>
-              <w:spacing w:before="0" w:after="0" w:line="264" w:lineRule="auto"/>
+              <w:spacing w:before="0" w:after="0" w:line="252" w:lineRule="auto"/>
             </w:pPr>
             <w:r>
               <w:rPr>
                 <w:rFonts w:ascii="Avenir Next" w:hAnsi="Avenir Next" w:cs="Avenir Next" w:eastAsia="Avenir Next"/>
                 <w:b/>
                 <w:color w:val="1A1A1A"/>
-                <w:sz w:val="21"/>
+                <w:sz w:val="22"/>
                 <w:szCs w:val="21"/>
               </w:rPr>
               <w:t xml:space="preserve">Count on</w:t>
@@ -2190,7 +2207,7 @@
               <w:rPr>
                 <w:rFonts w:ascii="Avenir Next" w:hAnsi="Avenir Next" w:cs="Avenir Next" w:eastAsia="Avenir Next"/>
                 <w:color w:val="1A1A1A"/>
-                <w:sz w:val="21"/>
+                <w:sz w:val="22"/>
                 <w:szCs w:val="21"/>
               </w:rPr>
               <w:t xml:space="preserve"> from a label to the point.</w:t>
@@ -2201,6 +2218,7 @@
     </w:tbl>
     <w:p>
       <w:pPr>
+        <w:pStyle w:val="Heading2"/>
         <w:keepNext/>
         <w:pBdr>
           <w:bottom w:val="single" w:sz="8" w:space="3" w:color="003A70"/>
@@ -2208,7 +2226,7 @@
         <w:tabs>
           <w:tab w:val="right" w:pos="9504"/>
         </w:tabs>
-        <w:spacing w:before="50" w:after="36" w:line="240" w:lineRule="auto"/>
+        <w:spacing w:before="42" w:after="31" w:line="240" w:lineRule="auto"/>
       </w:pPr>
       <w:r>
         <w:rPr>
@@ -2216,7 +2234,7 @@
           <w:b/>
           <w:color w:val="003A70"/>
           <w:spacing w:val="14"/>
-          <w:sz w:val="19"/>
+          <w:sz w:val="22"/>
           <w:szCs w:val="19"/>
         </w:rPr>
         <w:t xml:space="preserve">WATCH ME</w:t>
@@ -2235,7 +2253,7 @@
           <w:rFonts w:ascii="Avenir Next" w:hAnsi="Avenir Next" w:cs="Avenir Next" w:eastAsia="Avenir Next"/>
           <w:i/>
           <w:color w:val="5A5F66"/>
-          <w:sz w:val="17"/>
+          <w:sz w:val="22"/>
           <w:szCs w:val="17"/>
         </w:rPr>
         <w:t xml:space="preserve">the steps in action</w:t>
@@ -2277,14 +2295,14 @@
           </w:tcPr>
           <w:p>
             <w:pPr>
-              <w:spacing w:before="0" w:after="40" w:line="264" w:lineRule="auto"/>
+              <w:spacing w:before="0" w:after="34" w:line="252" w:lineRule="auto"/>
             </w:pPr>
             <w:r>
               <w:rPr>
                 <w:rFonts w:ascii="Avenir Next" w:hAnsi="Avenir Next" w:cs="Avenir Next" w:eastAsia="Avenir Next"/>
                 <w:b/>
                 <w:color w:val="1A1A1A"/>
-                <w:sz w:val="21"/>
+                <w:sz w:val="22"/>
                 <w:szCs w:val="21"/>
               </w:rPr>
               <w:t xml:space="preserve">What is point A?</w:t>
@@ -2295,7 +2313,7 @@
               <w:tabs>
                 <w:tab w:val="left" w:pos="950"/>
               </w:tabs>
-              <w:spacing w:before="0" w:after="24" w:line="256" w:lineRule="auto"/>
+              <w:spacing w:before="0" w:after="20" w:line="248" w:lineRule="auto"/>
               <w:ind w:left="950" w:hanging="950"/>
             </w:pPr>
             <w:r>
@@ -2303,25 +2321,25 @@
                 <w:rFonts w:ascii="Avenir Next" w:hAnsi="Avenir Next" w:cs="Avenir Next" w:eastAsia="Avenir Next"/>
                 <w:b/>
                 <w:color w:val="003A70"/>
+                <w:sz w:val="22"/>
+                <w:szCs w:val="19"/>
+              </w:rPr>
+              <w:t xml:space="preserve">Step 1</w:t>
+            </w:r>
+            <w:r>
+              <w:rPr>
+                <w:rFonts w:ascii="Avenir Next" w:hAnsi="Avenir Next" w:cs="Avenir Next" w:eastAsia="Avenir Next"/>
+                <w:color w:val="1A1A1A"/>
                 <w:sz w:val="19"/>
                 <w:szCs w:val="19"/>
               </w:rPr>
-              <w:t xml:space="preserve">Step 1</w:t>
-            </w:r>
-            <w:r>
-              <w:rPr>
-                <w:rFonts w:ascii="Avenir Next" w:hAnsi="Avenir Next" w:cs="Avenir Next" w:eastAsia="Avenir Next"/>
-                <w:color w:val="1A1A1A"/>
-                <w:sz w:val="19"/>
-                <w:szCs w:val="19"/>
-              </w:rPr>
               <w:tab/>
             </w:r>
             <w:r>
               <w:rPr>
                 <w:rFonts w:ascii="Avenir Next" w:hAnsi="Avenir Next" w:cs="Avenir Next" w:eastAsia="Avenir Next"/>
                 <w:color w:val="1A1A1A"/>
-                <w:sz w:val="21"/>
+                <w:sz w:val="22"/>
                 <w:szCs w:val="21"/>
               </w:rPr>
               <w:t xml:space="preserve">60 − 50 = 10.</w:t>
@@ -2332,7 +2350,7 @@
               <w:tabs>
                 <w:tab w:val="left" w:pos="950"/>
               </w:tabs>
-              <w:spacing w:before="0" w:after="24" w:line="256" w:lineRule="auto"/>
+              <w:spacing w:before="0" w:after="20" w:line="248" w:lineRule="auto"/>
               <w:ind w:left="950" w:hanging="950"/>
             </w:pPr>
             <w:r>
@@ -2340,25 +2358,25 @@
                 <w:rFonts w:ascii="Avenir Next" w:hAnsi="Avenir Next" w:cs="Avenir Next" w:eastAsia="Avenir Next"/>
                 <w:b/>
                 <w:color w:val="003A70"/>
+                <w:sz w:val="22"/>
+                <w:szCs w:val="19"/>
+              </w:rPr>
+              <w:t xml:space="preserve">Step 2</w:t>
+            </w:r>
+            <w:r>
+              <w:rPr>
+                <w:rFonts w:ascii="Avenir Next" w:hAnsi="Avenir Next" w:cs="Avenir Next" w:eastAsia="Avenir Next"/>
+                <w:color w:val="1A1A1A"/>
                 <w:sz w:val="19"/>
                 <w:szCs w:val="19"/>
               </w:rPr>
-              <w:t xml:space="preserve">Step 2</w:t>
-            </w:r>
-            <w:r>
-              <w:rPr>
-                <w:rFonts w:ascii="Avenir Next" w:hAnsi="Avenir Next" w:cs="Avenir Next" w:eastAsia="Avenir Next"/>
-                <w:color w:val="1A1A1A"/>
-                <w:sz w:val="19"/>
-                <w:szCs w:val="19"/>
-              </w:rPr>
               <w:tab/>
             </w:r>
             <w:r>
               <w:rPr>
                 <w:rFonts w:ascii="Avenir Next" w:hAnsi="Avenir Next" w:cs="Avenir Next" w:eastAsia="Avenir Next"/>
                 <w:color w:val="1A1A1A"/>
-                <w:sz w:val="21"/>
+                <w:sz w:val="22"/>
                 <w:szCs w:val="21"/>
               </w:rPr>
               <w:t xml:space="preserve">5 jumps. 10 ÷ 5 = 2. One jump is 2.</w:t>
@@ -2369,7 +2387,7 @@
               <w:tabs>
                 <w:tab w:val="left" w:pos="950"/>
               </w:tabs>
-              <w:spacing w:before="0" w:after="24" w:line="256" w:lineRule="auto"/>
+              <w:spacing w:before="0" w:after="20" w:line="248" w:lineRule="auto"/>
               <w:ind w:left="950" w:hanging="950"/>
             </w:pPr>
             <w:r>
@@ -2377,25 +2395,25 @@
                 <w:rFonts w:ascii="Avenir Next" w:hAnsi="Avenir Next" w:cs="Avenir Next" w:eastAsia="Avenir Next"/>
                 <w:b/>
                 <w:color w:val="003A70"/>
+                <w:sz w:val="22"/>
+                <w:szCs w:val="19"/>
+              </w:rPr>
+              <w:t xml:space="preserve">Step 3</w:t>
+            </w:r>
+            <w:r>
+              <w:rPr>
+                <w:rFonts w:ascii="Avenir Next" w:hAnsi="Avenir Next" w:cs="Avenir Next" w:eastAsia="Avenir Next"/>
+                <w:color w:val="1A1A1A"/>
                 <w:sz w:val="19"/>
                 <w:szCs w:val="19"/>
               </w:rPr>
-              <w:t xml:space="preserve">Step 3</w:t>
-            </w:r>
-            <w:r>
-              <w:rPr>
-                <w:rFonts w:ascii="Avenir Next" w:hAnsi="Avenir Next" w:cs="Avenir Next" w:eastAsia="Avenir Next"/>
-                <w:color w:val="1A1A1A"/>
-                <w:sz w:val="19"/>
-                <w:szCs w:val="19"/>
-              </w:rPr>
               <w:tab/>
             </w:r>
             <w:r>
               <w:rPr>
                 <w:rFonts w:ascii="Avenir Next" w:hAnsi="Avenir Next" w:cs="Avenir Next" w:eastAsia="Avenir Next"/>
                 <w:color w:val="1A1A1A"/>
-                <w:sz w:val="21"/>
+                <w:sz w:val="22"/>
                 <w:szCs w:val="21"/>
               </w:rPr>
               <w:t xml:space="preserve">Count on from 50: 52, 54, 56.</w:t>
@@ -2406,7 +2424,7 @@
               <w:tabs>
                 <w:tab w:val="left" w:pos="950"/>
               </w:tabs>
-              <w:spacing w:before="20" w:after="0" w:line="256" w:lineRule="auto"/>
+              <w:spacing w:before="17" w:after="0" w:line="248" w:lineRule="auto"/>
               <w:ind w:left="950" w:hanging="950"/>
             </w:pPr>
             <w:r>
@@ -2414,18 +2432,18 @@
                 <w:rFonts w:ascii="Avenir Next" w:hAnsi="Avenir Next" w:cs="Avenir Next" w:eastAsia="Avenir Next"/>
                 <w:b/>
                 <w:color w:val="1A1A1A"/>
+                <w:sz w:val="22"/>
+                <w:szCs w:val="21"/>
+              </w:rPr>
+              <w:t xml:space="preserve">Answer</w:t>
+            </w:r>
+            <w:r>
+              <w:rPr>
+                <w:rFonts w:ascii="Avenir Next" w:hAnsi="Avenir Next" w:cs="Avenir Next" w:eastAsia="Avenir Next"/>
+                <w:color w:val="1A1A1A"/>
                 <w:sz w:val="21"/>
                 <w:szCs w:val="21"/>
               </w:rPr>
-              <w:t xml:space="preserve">Answer</w:t>
-            </w:r>
-            <w:r>
-              <w:rPr>
-                <w:rFonts w:ascii="Avenir Next" w:hAnsi="Avenir Next" w:cs="Avenir Next" w:eastAsia="Avenir Next"/>
-                <w:color w:val="1A1A1A"/>
-                <w:sz w:val="21"/>
-                <w:szCs w:val="21"/>
-              </w:rPr>
               <w:tab/>
             </w:r>
             <w:r>
@@ -2433,7 +2451,7 @@
                 <w:rFonts w:ascii="Avenir Next" w:hAnsi="Avenir Next" w:cs="Avenir Next" w:eastAsia="Avenir Next"/>
                 <w:b/>
                 <w:color w:val="1A1A1A"/>
-                <w:sz w:val="21"/>
+                <w:sz w:val="22"/>
                 <w:szCs w:val="21"/>
               </w:rPr>
               <w:t xml:space="preserve">A = 56</w:t>
@@ -2447,14 +2465,14 @@
           </w:tcPr>
           <w:p>
             <w:pPr>
-              <w:spacing w:before="0" w:after="0" w:line="264" w:lineRule="auto"/>
+              <w:spacing w:before="0" w:after="0" w:line="252" w:lineRule="auto"/>
               <w:jc w:val="right"/>
             </w:pPr>
             <w:r>
               <w:drawing>
                 <wp:inline distT="0" distB="0" distL="0" distR="0">
                   <wp:extent cx="2743200" cy="731520"/>
-                  <wp:docPr id="1" name="Figure 1"/>
+                  <wp:docPr id="1" name="Figure 1" descr="Number line from 50 to 60, ticks every 2. Labels: 50, 50, 60, 60. Points: x: 56; label: A."/>
                   <a:graphic xmlns:a="http://schemas.openxmlformats.org/drawingml/2006/main">
                     <a:graphicData uri="http://schemas.openxmlformats.org/drawingml/2006/picture">
                       <pic:pic xmlns:pic="http://schemas.openxmlformats.org/drawingml/2006/picture">
@@ -2494,6 +2512,7 @@
     </w:p>
     <w:p>
       <w:pPr>
+        <w:pStyle w:val="Heading2"/>
         <w:keepNext/>
         <w:pBdr>
           <w:bottom w:val="single" w:sz="8" w:space="3" w:color="003A70"/>
@@ -2501,7 +2520,7 @@
         <w:tabs>
           <w:tab w:val="right" w:pos="9504"/>
         </w:tabs>
-        <w:spacing w:before="50" w:after="36" w:line="240" w:lineRule="auto"/>
+        <w:spacing w:before="42" w:after="31" w:line="240" w:lineRule="auto"/>
       </w:pPr>
       <w:r>
         <w:rPr>
@@ -2509,7 +2528,7 @@
           <w:b/>
           <w:color w:val="003A70"/>
           <w:spacing w:val="14"/>
-          <w:sz w:val="19"/>
+          <w:sz w:val="22"/>
           <w:szCs w:val="19"/>
         </w:rPr>
         <w:t xml:space="preserve">TRY IT WITH HELP</w:t>
@@ -2528,7 +2547,7 @@
           <w:rFonts w:ascii="Avenir Next" w:hAnsi="Avenir Next" w:cs="Avenir Next" w:eastAsia="Avenir Next"/>
           <w:i/>
           <w:color w:val="5A5F66"/>
-          <w:sz w:val="17"/>
+          <w:sz w:val="22"/>
           <w:szCs w:val="17"/>
         </w:rPr>
         <w:t xml:space="preserve">fill in each step</w:t>
@@ -2540,7 +2559,7 @@
         <w:tabs>
           <w:tab w:val="left" w:pos="432"/>
         </w:tabs>
-        <w:spacing w:before="90" w:after="40" w:line="268" w:lineRule="auto"/>
+        <w:spacing w:before="76" w:after="34" w:line="254" w:lineRule="auto"/>
         <w:ind w:left="432" w:hanging="432"/>
       </w:pPr>
       <w:r>
@@ -2578,7 +2597,7 @@
         <w:tabs>
           <w:tab w:val="left" w:pos="1300"/>
         </w:tabs>
-        <w:spacing w:before="0" w:after="24" w:line="272" w:lineRule="auto"/>
+        <w:spacing w:before="0" w:after="20" w:line="256" w:lineRule="auto"/>
         <w:ind w:left="1300" w:hanging="868"/>
       </w:pPr>
       <w:r>
@@ -2586,35 +2605,35 @@
           <w:rFonts w:ascii="Avenir Next" w:hAnsi="Avenir Next" w:cs="Avenir Next" w:eastAsia="Avenir Next"/>
           <w:b/>
           <w:color w:val="003A70"/>
+          <w:sz w:val="22"/>
+          <w:szCs w:val="18"/>
+        </w:rPr>
+        <w:t xml:space="preserve">Step 1</w:t>
+      </w:r>
+      <w:r>
+        <w:rPr>
+          <w:rFonts w:ascii="Avenir Next" w:hAnsi="Avenir Next" w:cs="Avenir Next" w:eastAsia="Avenir Next"/>
+          <w:color w:val="1A1A1A"/>
           <w:sz w:val="18"/>
           <w:szCs w:val="18"/>
         </w:rPr>
-        <w:t xml:space="preserve">Step 1</w:t>
-      </w:r>
-      <w:r>
-        <w:rPr>
-          <w:rFonts w:ascii="Avenir Next" w:hAnsi="Avenir Next" w:cs="Avenir Next" w:eastAsia="Avenir Next"/>
-          <w:color w:val="1A1A1A"/>
-          <w:sz w:val="18"/>
-          <w:szCs w:val="18"/>
-        </w:rPr>
         <w:tab/>
       </w:r>
       <w:r>
         <w:rPr>
           <w:rFonts w:ascii="Avenir Next" w:hAnsi="Avenir Next" w:cs="Avenir Next" w:eastAsia="Avenir Next"/>
           <w:color w:val="1A1A1A"/>
+          <w:sz w:val="22"/>
+          <w:szCs w:val="21"/>
+        </w:rPr>
+        <w:t xml:space="preserve">30 − 20 = </w:t>
+      </w:r>
+      <w:r>
+        <w:rPr>
+          <w:rFonts w:ascii="Avenir Next" w:hAnsi="Avenir Next" w:cs="Avenir Next" w:eastAsia="Avenir Next"/>
+          <w:color w:val="1A1A1A"/>
           <w:sz w:val="21"/>
           <w:szCs w:val="21"/>
-        </w:rPr>
-        <w:t xml:space="preserve">30 − 20 = </w:t>
-      </w:r>
-      <w:r>
-        <w:rPr>
-          <w:rFonts w:ascii="Avenir Next" w:hAnsi="Avenir Next" w:cs="Avenir Next" w:eastAsia="Avenir Next"/>
-          <w:color w:val="1A1A1A"/>
-          <w:sz w:val="21"/>
-          <w:szCs w:val="21"/>
           <w:u w:val="single"/>
         </w:rPr>
         <w:t xml:space="preserve">                </w:t>
@@ -2623,7 +2642,7 @@
         <w:rPr>
           <w:rFonts w:ascii="Avenir Next" w:hAnsi="Avenir Next" w:cs="Avenir Next" w:eastAsia="Avenir Next"/>
           <w:color w:val="1A1A1A"/>
-          <w:sz w:val="21"/>
+          <w:sz w:val="22"/>
           <w:szCs w:val="21"/>
         </w:rPr>
         <w:t xml:space="preserve">.</w:t>
@@ -2635,7 +2654,7 @@
         <w:tabs>
           <w:tab w:val="left" w:pos="1300"/>
         </w:tabs>
-        <w:spacing w:before="0" w:after="24" w:line="272" w:lineRule="auto"/>
+        <w:spacing w:before="0" w:after="20" w:line="256" w:lineRule="auto"/>
         <w:ind w:left="1300" w:hanging="868"/>
       </w:pPr>
       <w:r>
@@ -2643,35 +2662,35 @@
           <w:rFonts w:ascii="Avenir Next" w:hAnsi="Avenir Next" w:cs="Avenir Next" w:eastAsia="Avenir Next"/>
           <w:b/>
           <w:color w:val="003A70"/>
+          <w:sz w:val="22"/>
+          <w:szCs w:val="18"/>
+        </w:rPr>
+        <w:t xml:space="preserve">Step 2</w:t>
+      </w:r>
+      <w:r>
+        <w:rPr>
+          <w:rFonts w:ascii="Avenir Next" w:hAnsi="Avenir Next" w:cs="Avenir Next" w:eastAsia="Avenir Next"/>
+          <w:color w:val="1A1A1A"/>
           <w:sz w:val="18"/>
           <w:szCs w:val="18"/>
         </w:rPr>
-        <w:t xml:space="preserve">Step 2</w:t>
-      </w:r>
-      <w:r>
-        <w:rPr>
-          <w:rFonts w:ascii="Avenir Next" w:hAnsi="Avenir Next" w:cs="Avenir Next" w:eastAsia="Avenir Next"/>
-          <w:color w:val="1A1A1A"/>
-          <w:sz w:val="18"/>
-          <w:szCs w:val="18"/>
-        </w:rPr>
         <w:tab/>
       </w:r>
       <w:r>
         <w:rPr>
           <w:rFonts w:ascii="Avenir Next" w:hAnsi="Avenir Next" w:cs="Avenir Next" w:eastAsia="Avenir Next"/>
           <w:color w:val="1A1A1A"/>
+          <w:sz w:val="22"/>
+          <w:szCs w:val="21"/>
+        </w:rPr>
+        <w:t xml:space="preserve">10 ÷ 5 = </w:t>
+      </w:r>
+      <w:r>
+        <w:rPr>
+          <w:rFonts w:ascii="Avenir Next" w:hAnsi="Avenir Next" w:cs="Avenir Next" w:eastAsia="Avenir Next"/>
+          <w:color w:val="1A1A1A"/>
           <w:sz w:val="21"/>
           <w:szCs w:val="21"/>
-        </w:rPr>
-        <w:t xml:space="preserve">10 ÷ 5 = </w:t>
-      </w:r>
-      <w:r>
-        <w:rPr>
-          <w:rFonts w:ascii="Avenir Next" w:hAnsi="Avenir Next" w:cs="Avenir Next" w:eastAsia="Avenir Next"/>
-          <w:color w:val="1A1A1A"/>
-          <w:sz w:val="21"/>
-          <w:szCs w:val="21"/>
           <w:u w:val="single"/>
         </w:rPr>
         <w:t xml:space="preserve">                </w:t>
@@ -2680,7 +2699,7 @@
         <w:rPr>
           <w:rFonts w:ascii="Avenir Next" w:hAnsi="Avenir Next" w:cs="Avenir Next" w:eastAsia="Avenir Next"/>
           <w:color w:val="1A1A1A"/>
-          <w:sz w:val="21"/>
+          <w:sz w:val="22"/>
           <w:szCs w:val="21"/>
         </w:rPr>
         <w:t xml:space="preserve">.</w:t>
@@ -2692,7 +2711,7 @@
         <w:tabs>
           <w:tab w:val="left" w:pos="1300"/>
         </w:tabs>
-        <w:spacing w:before="0" w:after="24" w:line="272" w:lineRule="auto"/>
+        <w:spacing w:before="0" w:after="20" w:line="256" w:lineRule="auto"/>
         <w:ind w:left="1300" w:hanging="868"/>
       </w:pPr>
       <w:r>
@@ -2700,35 +2719,35 @@
           <w:rFonts w:ascii="Avenir Next" w:hAnsi="Avenir Next" w:cs="Avenir Next" w:eastAsia="Avenir Next"/>
           <w:b/>
           <w:color w:val="003A70"/>
+          <w:sz w:val="22"/>
+          <w:szCs w:val="18"/>
+        </w:rPr>
+        <w:t xml:space="preserve">Step 3</w:t>
+      </w:r>
+      <w:r>
+        <w:rPr>
+          <w:rFonts w:ascii="Avenir Next" w:hAnsi="Avenir Next" w:cs="Avenir Next" w:eastAsia="Avenir Next"/>
+          <w:color w:val="1A1A1A"/>
           <w:sz w:val="18"/>
           <w:szCs w:val="18"/>
         </w:rPr>
-        <w:t xml:space="preserve">Step 3</w:t>
-      </w:r>
-      <w:r>
-        <w:rPr>
-          <w:rFonts w:ascii="Avenir Next" w:hAnsi="Avenir Next" w:cs="Avenir Next" w:eastAsia="Avenir Next"/>
-          <w:color w:val="1A1A1A"/>
-          <w:sz w:val="18"/>
-          <w:szCs w:val="18"/>
-        </w:rPr>
         <w:tab/>
       </w:r>
       <w:r>
         <w:rPr>
           <w:rFonts w:ascii="Avenir Next" w:hAnsi="Avenir Next" w:cs="Avenir Next" w:eastAsia="Avenir Next"/>
           <w:color w:val="1A1A1A"/>
+          <w:sz w:val="22"/>
+          <w:szCs w:val="21"/>
+        </w:rPr>
+        <w:t xml:space="preserve">Count on from 20: 22, </w:t>
+      </w:r>
+      <w:r>
+        <w:rPr>
+          <w:rFonts w:ascii="Avenir Next" w:hAnsi="Avenir Next" w:cs="Avenir Next" w:eastAsia="Avenir Next"/>
+          <w:color w:val="1A1A1A"/>
           <w:sz w:val="21"/>
           <w:szCs w:val="21"/>
-        </w:rPr>
-        <w:t xml:space="preserve">Count on from 20: 22, </w:t>
-      </w:r>
-      <w:r>
-        <w:rPr>
-          <w:rFonts w:ascii="Avenir Next" w:hAnsi="Avenir Next" w:cs="Avenir Next" w:eastAsia="Avenir Next"/>
-          <w:color w:val="1A1A1A"/>
-          <w:sz w:val="21"/>
-          <w:szCs w:val="21"/>
           <w:u w:val="single"/>
         </w:rPr>
         <w:t xml:space="preserve">                </w:t>
@@ -2737,7 +2756,7 @@
         <w:rPr>
           <w:rFonts w:ascii="Avenir Next" w:hAnsi="Avenir Next" w:cs="Avenir Next" w:eastAsia="Avenir Next"/>
           <w:color w:val="1A1A1A"/>
-          <w:sz w:val="21"/>
+          <w:sz w:val="22"/>
           <w:szCs w:val="21"/>
         </w:rPr>
         <w:t xml:space="preserve">.</w:t>
@@ -2754,7 +2773,7 @@
         <w:tabs>
           <w:tab w:val="left" w:pos="432"/>
         </w:tabs>
-        <w:spacing w:before="90" w:after="40" w:line="268" w:lineRule="auto"/>
+        <w:spacing w:before="76" w:after="34" w:line="254" w:lineRule="auto"/>
         <w:ind w:left="432" w:hanging="432"/>
       </w:pPr>
       <w:r>
@@ -2792,7 +2811,7 @@
         <w:tabs>
           <w:tab w:val="left" w:pos="1300"/>
         </w:tabs>
-        <w:spacing w:before="0" w:after="24" w:line="272" w:lineRule="auto"/>
+        <w:spacing w:before="0" w:after="20" w:line="256" w:lineRule="auto"/>
         <w:ind w:left="1300" w:hanging="868"/>
       </w:pPr>
       <w:r>
@@ -2800,35 +2819,35 @@
           <w:rFonts w:ascii="Avenir Next" w:hAnsi="Avenir Next" w:cs="Avenir Next" w:eastAsia="Avenir Next"/>
           <w:b/>
           <w:color w:val="003A70"/>
+          <w:sz w:val="22"/>
+          <w:szCs w:val="18"/>
+        </w:rPr>
+        <w:t xml:space="preserve">Step 1</w:t>
+      </w:r>
+      <w:r>
+        <w:rPr>
+          <w:rFonts w:ascii="Avenir Next" w:hAnsi="Avenir Next" w:cs="Avenir Next" w:eastAsia="Avenir Next"/>
+          <w:color w:val="1A1A1A"/>
           <w:sz w:val="18"/>
           <w:szCs w:val="18"/>
         </w:rPr>
-        <w:t xml:space="preserve">Step 1</w:t>
-      </w:r>
-      <w:r>
-        <w:rPr>
-          <w:rFonts w:ascii="Avenir Next" w:hAnsi="Avenir Next" w:cs="Avenir Next" w:eastAsia="Avenir Next"/>
-          <w:color w:val="1A1A1A"/>
-          <w:sz w:val="18"/>
-          <w:szCs w:val="18"/>
-        </w:rPr>
         <w:tab/>
       </w:r>
       <w:r>
         <w:rPr>
           <w:rFonts w:ascii="Avenir Next" w:hAnsi="Avenir Next" w:cs="Avenir Next" w:eastAsia="Avenir Next"/>
           <w:color w:val="1A1A1A"/>
+          <w:sz w:val="22"/>
+          <w:szCs w:val="21"/>
+        </w:rPr>
+        <w:t xml:space="preserve">20 − 0 = </w:t>
+      </w:r>
+      <w:r>
+        <w:rPr>
+          <w:rFonts w:ascii="Avenir Next" w:hAnsi="Avenir Next" w:cs="Avenir Next" w:eastAsia="Avenir Next"/>
+          <w:color w:val="1A1A1A"/>
           <w:sz w:val="21"/>
           <w:szCs w:val="21"/>
-        </w:rPr>
-        <w:t xml:space="preserve">20 − 0 = </w:t>
-      </w:r>
-      <w:r>
-        <w:rPr>
-          <w:rFonts w:ascii="Avenir Next" w:hAnsi="Avenir Next" w:cs="Avenir Next" w:eastAsia="Avenir Next"/>
-          <w:color w:val="1A1A1A"/>
-          <w:sz w:val="21"/>
-          <w:szCs w:val="21"/>
           <w:u w:val="single"/>
         </w:rPr>
         <w:t xml:space="preserve">                </w:t>
@@ -2837,7 +2856,7 @@
         <w:rPr>
           <w:rFonts w:ascii="Avenir Next" w:hAnsi="Avenir Next" w:cs="Avenir Next" w:eastAsia="Avenir Next"/>
           <w:color w:val="1A1A1A"/>
-          <w:sz w:val="21"/>
+          <w:sz w:val="22"/>
           <w:szCs w:val="21"/>
         </w:rPr>
         <w:t xml:space="preserve">.</w:t>
@@ -2849,7 +2868,7 @@
         <w:tabs>
           <w:tab w:val="left" w:pos="1300"/>
         </w:tabs>
-        <w:spacing w:before="0" w:after="24" w:line="272" w:lineRule="auto"/>
+        <w:spacing w:before="0" w:after="20" w:line="256" w:lineRule="auto"/>
         <w:ind w:left="1300" w:hanging="868"/>
       </w:pPr>
       <w:r>
@@ -2857,35 +2876,35 @@
           <w:rFonts w:ascii="Avenir Next" w:hAnsi="Avenir Next" w:cs="Avenir Next" w:eastAsia="Avenir Next"/>
           <w:b/>
           <w:color w:val="003A70"/>
+          <w:sz w:val="22"/>
+          <w:szCs w:val="18"/>
+        </w:rPr>
+        <w:t xml:space="preserve">Step 2</w:t>
+      </w:r>
+      <w:r>
+        <w:rPr>
+          <w:rFonts w:ascii="Avenir Next" w:hAnsi="Avenir Next" w:cs="Avenir Next" w:eastAsia="Avenir Next"/>
+          <w:color w:val="1A1A1A"/>
           <w:sz w:val="18"/>
           <w:szCs w:val="18"/>
         </w:rPr>
-        <w:t xml:space="preserve">Step 2</w:t>
-      </w:r>
-      <w:r>
-        <w:rPr>
-          <w:rFonts w:ascii="Avenir Next" w:hAnsi="Avenir Next" w:cs="Avenir Next" w:eastAsia="Avenir Next"/>
-          <w:color w:val="1A1A1A"/>
-          <w:sz w:val="18"/>
-          <w:szCs w:val="18"/>
-        </w:rPr>
         <w:tab/>
       </w:r>
       <w:r>
         <w:rPr>
           <w:rFonts w:ascii="Avenir Next" w:hAnsi="Avenir Next" w:cs="Avenir Next" w:eastAsia="Avenir Next"/>
           <w:color w:val="1A1A1A"/>
+          <w:sz w:val="22"/>
+          <w:szCs w:val="21"/>
+        </w:rPr>
+        <w:t xml:space="preserve">20 ÷ 4 = </w:t>
+      </w:r>
+      <w:r>
+        <w:rPr>
+          <w:rFonts w:ascii="Avenir Next" w:hAnsi="Avenir Next" w:cs="Avenir Next" w:eastAsia="Avenir Next"/>
+          <w:color w:val="1A1A1A"/>
           <w:sz w:val="21"/>
           <w:szCs w:val="21"/>
-        </w:rPr>
-        <w:t xml:space="preserve">20 ÷ 4 = </w:t>
-      </w:r>
-      <w:r>
-        <w:rPr>
-          <w:rFonts w:ascii="Avenir Next" w:hAnsi="Avenir Next" w:cs="Avenir Next" w:eastAsia="Avenir Next"/>
-          <w:color w:val="1A1A1A"/>
-          <w:sz w:val="21"/>
-          <w:szCs w:val="21"/>
           <w:u w:val="single"/>
         </w:rPr>
         <w:t xml:space="preserve">                </w:t>
@@ -2894,7 +2913,7 @@
         <w:rPr>
           <w:rFonts w:ascii="Avenir Next" w:hAnsi="Avenir Next" w:cs="Avenir Next" w:eastAsia="Avenir Next"/>
           <w:color w:val="1A1A1A"/>
-          <w:sz w:val="21"/>
+          <w:sz w:val="22"/>
           <w:szCs w:val="21"/>
         </w:rPr>
         <w:t xml:space="preserve">.</w:t>
@@ -2906,7 +2925,7 @@
         <w:tabs>
           <w:tab w:val="left" w:pos="1300"/>
         </w:tabs>
-        <w:spacing w:before="0" w:after="24" w:line="272" w:lineRule="auto"/>
+        <w:spacing w:before="0" w:after="20" w:line="256" w:lineRule="auto"/>
         <w:ind w:left="1300" w:hanging="868"/>
       </w:pPr>
       <w:r>
@@ -2914,35 +2933,35 @@
           <w:rFonts w:ascii="Avenir Next" w:hAnsi="Avenir Next" w:cs="Avenir Next" w:eastAsia="Avenir Next"/>
           <w:b/>
           <w:color w:val="003A70"/>
+          <w:sz w:val="22"/>
+          <w:szCs w:val="18"/>
+        </w:rPr>
+        <w:t xml:space="preserve">Step 3</w:t>
+      </w:r>
+      <w:r>
+        <w:rPr>
+          <w:rFonts w:ascii="Avenir Next" w:hAnsi="Avenir Next" w:cs="Avenir Next" w:eastAsia="Avenir Next"/>
+          <w:color w:val="1A1A1A"/>
           <w:sz w:val="18"/>
           <w:szCs w:val="18"/>
         </w:rPr>
-        <w:t xml:space="preserve">Step 3</w:t>
-      </w:r>
-      <w:r>
-        <w:rPr>
-          <w:rFonts w:ascii="Avenir Next" w:hAnsi="Avenir Next" w:cs="Avenir Next" w:eastAsia="Avenir Next"/>
-          <w:color w:val="1A1A1A"/>
-          <w:sz w:val="18"/>
-          <w:szCs w:val="18"/>
-        </w:rPr>
         <w:tab/>
       </w:r>
       <w:r>
         <w:rPr>
           <w:rFonts w:ascii="Avenir Next" w:hAnsi="Avenir Next" w:cs="Avenir Next" w:eastAsia="Avenir Next"/>
           <w:color w:val="1A1A1A"/>
+          <w:sz w:val="22"/>
+          <w:szCs w:val="21"/>
+        </w:rPr>
+        <w:t xml:space="preserve">Count on from 0: 5, 10, </w:t>
+      </w:r>
+      <w:r>
+        <w:rPr>
+          <w:rFonts w:ascii="Avenir Next" w:hAnsi="Avenir Next" w:cs="Avenir Next" w:eastAsia="Avenir Next"/>
+          <w:color w:val="1A1A1A"/>
           <w:sz w:val="21"/>
           <w:szCs w:val="21"/>
-        </w:rPr>
-        <w:t xml:space="preserve">Count on from 0: 5, 10, </w:t>
-      </w:r>
-      <w:r>
-        <w:rPr>
-          <w:rFonts w:ascii="Avenir Next" w:hAnsi="Avenir Next" w:cs="Avenir Next" w:eastAsia="Avenir Next"/>
-          <w:color w:val="1A1A1A"/>
-          <w:sz w:val="21"/>
-          <w:szCs w:val="21"/>
           <w:u w:val="single"/>
         </w:rPr>
         <w:t xml:space="preserve">                </w:t>
@@ -2951,7 +2970,7 @@
         <w:rPr>
           <w:rFonts w:ascii="Avenir Next" w:hAnsi="Avenir Next" w:cs="Avenir Next" w:eastAsia="Avenir Next"/>
           <w:color w:val="1A1A1A"/>
-          <w:sz w:val="21"/>
+          <w:sz w:val="22"/>
           <w:szCs w:val="21"/>
         </w:rPr>
         <w:t xml:space="preserve">.</w:t>
@@ -2964,6 +2983,7 @@
     </w:p>
     <w:p>
       <w:pPr>
+        <w:pStyle w:val="Heading2"/>
         <w:keepNext/>
         <w:pBdr>
           <w:bottom w:val="single" w:sz="8" w:space="3" w:color="003A70"/>
@@ -2971,7 +2991,7 @@
         <w:tabs>
           <w:tab w:val="right" w:pos="9504"/>
         </w:tabs>
-        <w:spacing w:before="50" w:after="36" w:line="240" w:lineRule="auto"/>
+        <w:spacing w:before="42" w:after="31" w:line="240" w:lineRule="auto"/>
       </w:pPr>
       <w:r>
         <w:rPr>
@@ -2979,7 +2999,7 @@
           <w:b/>
           <w:color w:val="003A70"/>
           <w:spacing w:val="14"/>
-          <w:sz w:val="19"/>
+          <w:sz w:val="22"/>
           <w:szCs w:val="19"/>
         </w:rPr>
         <w:t xml:space="preserve">YOUR TURN</w:t>
@@ -2998,7 +3018,7 @@
           <w:rFonts w:ascii="Avenir Next" w:hAnsi="Avenir Next" w:cs="Avenir Next" w:eastAsia="Avenir Next"/>
           <w:i/>
           <w:color w:val="5A5F66"/>
-          <w:sz w:val="17"/>
+          <w:sz w:val="22"/>
           <w:szCs w:val="17"/>
         </w:rPr>
         <w:t xml:space="preserve">use the steps on your own</w:t>
@@ -3048,7 +3068,7 @@
               <w:tabs>
                 <w:tab w:val="left" w:pos="432"/>
               </w:tabs>
-              <w:spacing w:before="90" w:after="40" w:line="268" w:lineRule="auto"/>
+              <w:spacing w:before="76" w:after="34" w:line="254" w:lineRule="auto"/>
               <w:ind w:left="432" w:hanging="432"/>
             </w:pPr>
             <w:r>
@@ -3121,7 +3141,7 @@
                     <w:tabs>
                       <w:tab w:val="left" w:pos="340"/>
                     </w:tabs>
-                    <w:spacing w:before="0" w:after="0" w:line="276" w:lineRule="auto"/>
+                    <w:spacing w:before="0" w:after="0" w:line="258" w:lineRule="auto"/>
                     <w:ind w:left="340" w:hanging="340"/>
                   </w:pPr>
                   <w:r>
@@ -3169,7 +3189,7 @@
                       <w:szCs w:val="22"/>
                       <w:u w:val="single"/>
                     </w:rPr>
-                    <w:t xml:space="preserve">      </w:t>
+                    <w:t xml:space="preserve">          </w:t>
                   </w:r>
                 </w:p>
               </w:tc>
@@ -3183,7 +3203,7 @@
                     <w:tabs>
                       <w:tab w:val="left" w:pos="340"/>
                     </w:tabs>
-                    <w:spacing w:before="0" w:after="0" w:line="276" w:lineRule="auto"/>
+                    <w:spacing w:before="0" w:after="0" w:line="258" w:lineRule="auto"/>
                     <w:ind w:left="340" w:hanging="340"/>
                   </w:pPr>
                   <w:r>
@@ -3231,7 +3251,7 @@
                       <w:szCs w:val="22"/>
                       <w:u w:val="single"/>
                     </w:rPr>
-                    <w:t xml:space="preserve">      </w:t>
+                    <w:t xml:space="preserve">          </w:t>
                   </w:r>
                 </w:p>
               </w:tc>
@@ -3251,7 +3271,7 @@
                     <w:tabs>
                       <w:tab w:val="left" w:pos="340"/>
                     </w:tabs>
-                    <w:spacing w:before="0" w:after="0" w:line="276" w:lineRule="auto"/>
+                    <w:spacing w:before="0" w:after="0" w:line="258" w:lineRule="auto"/>
                     <w:ind w:left="340" w:hanging="340"/>
                   </w:pPr>
                   <w:r>
@@ -3299,7 +3319,7 @@
                       <w:szCs w:val="22"/>
                       <w:u w:val="single"/>
                     </w:rPr>
-                    <w:t xml:space="preserve">      </w:t>
+                    <w:t xml:space="preserve">          </w:t>
                   </w:r>
                 </w:p>
               </w:tc>
@@ -3313,7 +3333,7 @@
                     <w:tabs>
                       <w:tab w:val="left" w:pos="340"/>
                     </w:tabs>
-                    <w:spacing w:before="0" w:after="0" w:line="276" w:lineRule="auto"/>
+                    <w:spacing w:before="0" w:after="0" w:line="258" w:lineRule="auto"/>
                     <w:ind w:left="340" w:hanging="340"/>
                   </w:pPr>
                   <w:r>
@@ -3361,7 +3381,7 @@
                       <w:szCs w:val="22"/>
                       <w:u w:val="single"/>
                     </w:rPr>
-                    <w:t xml:space="preserve">      </w:t>
+                    <w:t xml:space="preserve">          </w:t>
                   </w:r>
                 </w:p>
               </w:tc>
@@ -3382,6 +3402,7 @@
     </w:p>
     <w:p>
       <w:pPr>
+        <w:pStyle w:val="Heading2"/>
         <w:keepNext/>
         <w:pBdr>
           <w:bottom w:val="single" w:sz="8" w:space="3" w:color="003A70"/>
@@ -3389,7 +3410,7 @@
         <w:tabs>
           <w:tab w:val="right" w:pos="9504"/>
         </w:tabs>
-        <w:spacing w:before="50" w:after="36" w:line="240" w:lineRule="auto"/>
+        <w:spacing w:before="42" w:after="31" w:line="240" w:lineRule="auto"/>
       </w:pPr>
       <w:r>
         <w:rPr>
@@ -3397,7 +3418,7 @@
           <w:b/>
           <w:color w:val="003A70"/>
           <w:spacing w:val="14"/>
-          <w:sz w:val="19"/>
+          <w:sz w:val="22"/>
           <w:szCs w:val="19"/>
         </w:rPr>
         <w:t xml:space="preserve">READY CHECK</w:t>
@@ -3416,7 +3437,7 @@
           <w:rFonts w:ascii="Avenir Next" w:hAnsi="Avenir Next" w:cs="Avenir Next" w:eastAsia="Avenir Next"/>
           <w:i/>
           <w:color w:val="5A5F66"/>
-          <w:sz w:val="17"/>
+          <w:sz w:val="22"/>
           <w:szCs w:val="17"/>
         </w:rPr>
         <w:t xml:space="preserve">a problem like the one in today’s lesson</w:t>
@@ -3466,7 +3487,7 @@
               <w:tabs>
                 <w:tab w:val="left" w:pos="432"/>
               </w:tabs>
-              <w:spacing w:before="90" w:after="40" w:line="268" w:lineRule="auto"/>
+              <w:spacing w:before="76" w:after="34" w:line="254" w:lineRule="auto"/>
               <w:ind w:left="432" w:hanging="432"/>
             </w:pPr>
             <w:r>
@@ -3540,7 +3561,7 @@
                     <w:tabs>
                       <w:tab w:val="left" w:pos="340"/>
                     </w:tabs>
-                    <w:spacing w:before="0" w:after="0" w:line="264" w:lineRule="auto"/>
+                    <w:spacing w:before="0" w:after="0" w:line="252" w:lineRule="auto"/>
                     <w:ind w:left="340" w:hanging="340"/>
                   </w:pPr>
                   <w:r>
@@ -3548,25 +3569,25 @@
                       <w:rFonts w:ascii="Avenir Next" w:hAnsi="Avenir Next" w:cs="Avenir Next" w:eastAsia="Avenir Next"/>
                       <w:b/>
                       <w:color w:val="003A70"/>
+                      <w:sz w:val="22"/>
+                      <w:szCs w:val="21"/>
+                    </w:rPr>
+                    <w:t xml:space="preserve">A</w:t>
+                  </w:r>
+                  <w:r>
+                    <w:rPr>
+                      <w:rFonts w:ascii="Avenir Next" w:hAnsi="Avenir Next" w:cs="Avenir Next" w:eastAsia="Avenir Next"/>
+                      <w:color w:val="1A1A1A"/>
                       <w:sz w:val="21"/>
                       <w:szCs w:val="21"/>
                     </w:rPr>
-                    <w:t xml:space="preserve">A</w:t>
-                  </w:r>
-                  <w:r>
-                    <w:rPr>
-                      <w:rFonts w:ascii="Avenir Next" w:hAnsi="Avenir Next" w:cs="Avenir Next" w:eastAsia="Avenir Next"/>
-                      <w:color w:val="1A1A1A"/>
-                      <w:sz w:val="21"/>
-                      <w:szCs w:val="21"/>
-                    </w:rPr>
                     <w:tab/>
                   </w:r>
                   <w:r>
                     <w:rPr>
                       <w:rFonts w:ascii="Avenir Next" w:hAnsi="Avenir Next" w:cs="Avenir Next" w:eastAsia="Avenir Next"/>
                       <w:color w:val="1A1A1A"/>
-                      <w:sz w:val="21"/>
+                      <w:sz w:val="22"/>
                       <w:szCs w:val="21"/>
                     </w:rPr>
                     <w:t xml:space="preserve">22</w:t>
@@ -3583,7 +3604,7 @@
                     <w:tabs>
                       <w:tab w:val="left" w:pos="340"/>
                     </w:tabs>
-                    <w:spacing w:before="0" w:after="0" w:line="264" w:lineRule="auto"/>
+                    <w:spacing w:before="0" w:after="0" w:line="252" w:lineRule="auto"/>
                     <w:ind w:left="340" w:hanging="340"/>
                   </w:pPr>
                   <w:r>
@@ -3591,25 +3612,25 @@
                       <w:rFonts w:ascii="Avenir Next" w:hAnsi="Avenir Next" w:cs="Avenir Next" w:eastAsia="Avenir Next"/>
                       <w:b/>
                       <w:color w:val="003A70"/>
+                      <w:sz w:val="22"/>
+                      <w:szCs w:val="21"/>
+                    </w:rPr>
+                    <w:t xml:space="preserve">B</w:t>
+                  </w:r>
+                  <w:r>
+                    <w:rPr>
+                      <w:rFonts w:ascii="Avenir Next" w:hAnsi="Avenir Next" w:cs="Avenir Next" w:eastAsia="Avenir Next"/>
+                      <w:color w:val="1A1A1A"/>
                       <w:sz w:val="21"/>
                       <w:szCs w:val="21"/>
                     </w:rPr>
-                    <w:t xml:space="preserve">B</w:t>
-                  </w:r>
-                  <w:r>
-                    <w:rPr>
-                      <w:rFonts w:ascii="Avenir Next" w:hAnsi="Avenir Next" w:cs="Avenir Next" w:eastAsia="Avenir Next"/>
-                      <w:color w:val="1A1A1A"/>
-                      <w:sz w:val="21"/>
-                      <w:szCs w:val="21"/>
-                    </w:rPr>
                     <w:tab/>
                   </w:r>
                   <w:r>
                     <w:rPr>
                       <w:rFonts w:ascii="Avenir Next" w:hAnsi="Avenir Next" w:cs="Avenir Next" w:eastAsia="Avenir Next"/>
                       <w:color w:val="1A1A1A"/>
-                      <w:sz w:val="21"/>
+                      <w:sz w:val="22"/>
                       <w:szCs w:val="21"/>
                     </w:rPr>
                     <w:t xml:space="preserve">24</w:t>
@@ -3626,7 +3647,7 @@
                     <w:tabs>
                       <w:tab w:val="left" w:pos="340"/>
                     </w:tabs>
-                    <w:spacing w:before="0" w:after="0" w:line="264" w:lineRule="auto"/>
+                    <w:spacing w:before="0" w:after="0" w:line="252" w:lineRule="auto"/>
                     <w:ind w:left="340" w:hanging="340"/>
                   </w:pPr>
                   <w:r>
@@ -3634,25 +3655,25 @@
                       <w:rFonts w:ascii="Avenir Next" w:hAnsi="Avenir Next" w:cs="Avenir Next" w:eastAsia="Avenir Next"/>
                       <w:b/>
                       <w:color w:val="003A70"/>
+                      <w:sz w:val="22"/>
+                      <w:szCs w:val="21"/>
+                    </w:rPr>
+                    <w:t xml:space="preserve">C</w:t>
+                  </w:r>
+                  <w:r>
+                    <w:rPr>
+                      <w:rFonts w:ascii="Avenir Next" w:hAnsi="Avenir Next" w:cs="Avenir Next" w:eastAsia="Avenir Next"/>
+                      <w:color w:val="1A1A1A"/>
                       <w:sz w:val="21"/>
                       <w:szCs w:val="21"/>
                     </w:rPr>
-                    <w:t xml:space="preserve">C</w:t>
-                  </w:r>
-                  <w:r>
-                    <w:rPr>
-                      <w:rFonts w:ascii="Avenir Next" w:hAnsi="Avenir Next" w:cs="Avenir Next" w:eastAsia="Avenir Next"/>
-                      <w:color w:val="1A1A1A"/>
-                      <w:sz w:val="21"/>
-                      <w:szCs w:val="21"/>
-                    </w:rPr>
                     <w:tab/>
                   </w:r>
                   <w:r>
                     <w:rPr>
                       <w:rFonts w:ascii="Avenir Next" w:hAnsi="Avenir Next" w:cs="Avenir Next" w:eastAsia="Avenir Next"/>
                       <w:color w:val="1A1A1A"/>
-                      <w:sz w:val="21"/>
+                      <w:sz w:val="22"/>
                       <w:szCs w:val="21"/>
                     </w:rPr>
                     <w:t xml:space="preserve">25</w:t>
@@ -3669,7 +3690,7 @@
                     <w:tabs>
                       <w:tab w:val="left" w:pos="340"/>
                     </w:tabs>
-                    <w:spacing w:before="0" w:after="0" w:line="264" w:lineRule="auto"/>
+                    <w:spacing w:before="0" w:after="0" w:line="252" w:lineRule="auto"/>
                     <w:ind w:left="340" w:hanging="340"/>
                   </w:pPr>
                   <w:r>
@@ -3677,25 +3698,25 @@
                       <w:rFonts w:ascii="Avenir Next" w:hAnsi="Avenir Next" w:cs="Avenir Next" w:eastAsia="Avenir Next"/>
                       <w:b/>
                       <w:color w:val="003A70"/>
+                      <w:sz w:val="22"/>
+                      <w:szCs w:val="21"/>
+                    </w:rPr>
+                    <w:t xml:space="preserve">D</w:t>
+                  </w:r>
+                  <w:r>
+                    <w:rPr>
+                      <w:rFonts w:ascii="Avenir Next" w:hAnsi="Avenir Next" w:cs="Avenir Next" w:eastAsia="Avenir Next"/>
+                      <w:color w:val="1A1A1A"/>
                       <w:sz w:val="21"/>
                       <w:szCs w:val="21"/>
                     </w:rPr>
-                    <w:t xml:space="preserve">D</w:t>
-                  </w:r>
-                  <w:r>
-                    <w:rPr>
-                      <w:rFonts w:ascii="Avenir Next" w:hAnsi="Avenir Next" w:cs="Avenir Next" w:eastAsia="Avenir Next"/>
-                      <w:color w:val="1A1A1A"/>
-                      <w:sz w:val="21"/>
-                      <w:szCs w:val="21"/>
-                    </w:rPr>
                     <w:tab/>
                   </w:r>
                   <w:r>
                     <w:rPr>
                       <w:rFonts w:ascii="Avenir Next" w:hAnsi="Avenir Next" w:cs="Avenir Next" w:eastAsia="Avenir Next"/>
                       <w:color w:val="1A1A1A"/>
-                      <w:sz w:val="21"/>
+                      <w:sz w:val="22"/>
                       <w:szCs w:val="21"/>
                     </w:rPr>
                     <w:t xml:space="preserve">40</w:t>
@@ -3744,19 +3765,42 @@
         <w:tblLook w:val="0000" w:firstRow="0" w:lastRow="0" w:firstColumn="0" w:lastColumn="0" w:noHBand="1" w:noVBand="1"/>
       </w:tblPr>
       <w:tblGrid>
-        <w:gridCol w:w="2000"/>
-        <w:gridCol w:w="2300"/>
-        <w:gridCol w:w="2100"/>
-        <w:gridCol w:w="3104"/>
+        <w:gridCol w:w="1750"/>
+        <w:gridCol w:w="2500"/>
+        <w:gridCol w:w="2200"/>
+        <w:gridCol w:w="3054"/>
       </w:tblGrid>
       <w:tr>
         <w:trPr>
           <w:cantSplit/>
-          <w:trHeight w:val="320" w:hRule="atLeast"/>
+          <w:trHeight w:val="300" w:hRule="atLeast"/>
         </w:trPr>
         <w:tc>
           <w:tcPr>
-            <w:tcW w:w="2000" w:type="dxa"/>
+            <w:tcW w:w="1750" w:type="dxa"/>
+            <w:vAlign w:val="center"/>
+          </w:tcPr>
+          <w:p>
+            <w:pPr>
+              <w:pStyle w:val="Heading2"/>
+              <w:spacing w:before="0" w:after="0" w:line="240" w:lineRule="auto"/>
+            </w:pPr>
+            <w:r>
+              <w:rPr>
+                <w:rFonts w:ascii="Avenir Next" w:hAnsi="Avenir Next" w:cs="Avenir Next" w:eastAsia="Avenir Next"/>
+                <w:b/>
+                <w:color w:val="003A70"/>
+                <w:spacing w:val="12"/>
+                <w:sz w:val="15"/>
+                <w:szCs w:val="15"/>
+              </w:rPr>
+              <w:t xml:space="preserve">CHECK YOURSELF</w:t>
+            </w:r>
+          </w:p>
+        </w:tc>
+        <w:tc>
+          <w:tcPr>
+            <w:tcW w:w="2500" w:type="dxa"/>
             <w:vAlign w:val="center"/>
           </w:tcPr>
           <w:p>
@@ -3765,20 +3809,27 @@
             </w:pPr>
             <w:r>
               <w:rPr>
-                <w:rFonts w:ascii="Avenir Next" w:hAnsi="Avenir Next" w:cs="Avenir Next" w:eastAsia="Avenir Next"/>
-                <w:b/>
-                <w:color w:val="003A70"/>
-                <w:spacing w:val="12"/>
-                <w:sz w:val="15"/>
-                <w:szCs w:val="15"/>
-              </w:rPr>
-              <w:t xml:space="preserve">CHECK YOURSELF</w:t>
+                <w:rFonts w:ascii="Arial" w:hAnsi="Arial" w:cs="Arial" w:eastAsia="Arial"/>
+                <w:color w:val="1A1A1A"/>
+                <w:sz w:val="20"/>
+                <w:szCs w:val="20"/>
+              </w:rPr>
+              <w:t xml:space="preserve">□</w:t>
+            </w:r>
+            <w:r>
+              <w:rPr>
+                <w:rFonts w:ascii="Avenir Next" w:hAnsi="Avenir Next" w:cs="Avenir Next" w:eastAsia="Avenir Next"/>
+                <w:color w:val="1A1A1A"/>
+                <w:sz w:val="17"/>
+                <w:szCs w:val="17"/>
+              </w:rPr>
+              <w:t xml:space="preserve">  I can do this on my own</w:t>
             </w:r>
           </w:p>
         </w:tc>
         <w:tc>
           <w:tcPr>
-            <w:tcW w:w="2300" w:type="dxa"/>
+            <w:tcW w:w="2200" w:type="dxa"/>
             <w:vAlign w:val="center"/>
           </w:tcPr>
           <w:p>
@@ -3789,8 +3840,8 @@
               <w:rPr>
                 <w:rFonts w:ascii="Arial" w:hAnsi="Arial" w:cs="Arial" w:eastAsia="Arial"/>
                 <w:color w:val="1A1A1A"/>
-                <w:sz w:val="24"/>
-                <w:szCs w:val="24"/>
+                <w:sz w:val="20"/>
+                <w:szCs w:val="20"/>
               </w:rPr>
               <w:t xml:space="preserve">□</w:t>
             </w:r>
@@ -3801,13 +3852,13 @@
                 <w:sz w:val="17"/>
                 <w:szCs w:val="17"/>
               </w:rPr>
-              <w:t xml:space="preserve">  I can do this on my own</w:t>
+              <w:t xml:space="preserve">  I need a little help</w:t>
             </w:r>
           </w:p>
         </w:tc>
         <w:tc>
           <w:tcPr>
-            <w:tcW w:w="2100" w:type="dxa"/>
+            <w:tcW w:w="3054" w:type="dxa"/>
             <w:vAlign w:val="center"/>
           </w:tcPr>
           <w:p>
@@ -3818,37 +3869,8 @@
               <w:rPr>
                 <w:rFonts w:ascii="Arial" w:hAnsi="Arial" w:cs="Arial" w:eastAsia="Arial"/>
                 <w:color w:val="1A1A1A"/>
-                <w:sz w:val="24"/>
-                <w:szCs w:val="24"/>
-              </w:rPr>
-              <w:t xml:space="preserve">□</w:t>
-            </w:r>
-            <w:r>
-              <w:rPr>
-                <w:rFonts w:ascii="Avenir Next" w:hAnsi="Avenir Next" w:cs="Avenir Next" w:eastAsia="Avenir Next"/>
-                <w:color w:val="1A1A1A"/>
-                <w:sz w:val="17"/>
-                <w:szCs w:val="17"/>
-              </w:rPr>
-              <w:t xml:space="preserve">  I need a little help</w:t>
-            </w:r>
-          </w:p>
-        </w:tc>
-        <w:tc>
-          <w:tcPr>
-            <w:tcW w:w="3104" w:type="dxa"/>
-            <w:vAlign w:val="center"/>
-          </w:tcPr>
-          <w:p>
-            <w:pPr>
-              <w:spacing w:before="0" w:after="0" w:line="240" w:lineRule="auto"/>
-            </w:pPr>
-            <w:r>
-              <w:rPr>
-                <w:rFonts w:ascii="Arial" w:hAnsi="Arial" w:cs="Arial" w:eastAsia="Arial"/>
-                <w:color w:val="1A1A1A"/>
-                <w:sz w:val="24"/>
-                <w:szCs w:val="24"/>
+                <w:sz w:val="20"/>
+                <w:szCs w:val="20"/>
               </w:rPr>
               <w:t xml:space="preserve">□</w:t>
             </w:r>
@@ -3883,7 +3905,7 @@
     <w:sectPr>
       <w:footerReference w:type="default" r:id="rIdFooter1"/>
       <w:pgSz w:w="12240" w:h="15840"/>
-      <w:pgMar w:top="893" w:right="1224" w:bottom="835" w:left="1512" w:header="432" w:footer="432" w:gutter="0"/>
+      <w:pgMar w:top="780" w:right="1224" w:bottom="760" w:left="1512" w:header="432" w:footer="432" w:gutter="0"/>
       <w:cols w:space="720"/>
     </w:sectPr>
   </w:body>
@@ -3963,7 +3985,106 @@
               <w:sz w:val="15"/>
               <w:szCs w:val="15"/>
             </w:rPr>
-            <w:t xml:space="preserve">Lesson 2-4  ·  Session 2  ·  Prerequisite Practice A</w:t>
+            <w:t xml:space="preserve">2-4 · Page </w:t>
+          </w:r>
+          <w:r>
+            <w:rPr>
+              <w:rFonts w:ascii="Avenir Next" w:hAnsi="Avenir Next" w:cs="Avenir Next" w:eastAsia="Avenir Next"/>
+              <w:color w:val="5A5F66"/>
+              <w:sz w:val="15"/>
+              <w:szCs w:val="15"/>
+            </w:rPr>
+            <w:fldChar w:fldCharType="begin"/>
+          </w:r>
+          <w:r>
+            <w:rPr>
+              <w:rFonts w:ascii="Avenir Next" w:hAnsi="Avenir Next" w:cs="Avenir Next" w:eastAsia="Avenir Next"/>
+              <w:color w:val="5A5F66"/>
+              <w:sz w:val="15"/>
+              <w:szCs w:val="15"/>
+            </w:rPr>
+            <w:instrText xml:space="preserve"> PAGE </w:instrText>
+          </w:r>
+          <w:r>
+            <w:rPr>
+              <w:rFonts w:ascii="Avenir Next" w:hAnsi="Avenir Next" w:cs="Avenir Next" w:eastAsia="Avenir Next"/>
+              <w:color w:val="5A5F66"/>
+              <w:sz w:val="15"/>
+              <w:szCs w:val="15"/>
+            </w:rPr>
+            <w:fldChar w:fldCharType="separate"/>
+          </w:r>
+          <w:r>
+            <w:rPr>
+              <w:rFonts w:ascii="Avenir Next" w:hAnsi="Avenir Next" w:cs="Avenir Next" w:eastAsia="Avenir Next"/>
+              <w:color w:val="5A5F66"/>
+              <w:sz w:val="15"/>
+              <w:szCs w:val="15"/>
+            </w:rPr>
+            <w:t xml:space="preserve">1</w:t>
+          </w:r>
+          <w:r>
+            <w:rPr>
+              <w:rFonts w:ascii="Avenir Next" w:hAnsi="Avenir Next" w:cs="Avenir Next" w:eastAsia="Avenir Next"/>
+              <w:color w:val="5A5F66"/>
+              <w:sz w:val="15"/>
+              <w:szCs w:val="15"/>
+            </w:rPr>
+            <w:fldChar w:fldCharType="end"/>
+          </w:r>
+          <w:r>
+            <w:rPr>
+              <w:rFonts w:ascii="Avenir Next" w:hAnsi="Avenir Next" w:cs="Avenir Next" w:eastAsia="Avenir Next"/>
+              <w:color w:val="5A5F66"/>
+              <w:sz w:val="15"/>
+              <w:szCs w:val="15"/>
+            </w:rPr>
+            <w:t xml:space="preserve"> of </w:t>
+          </w:r>
+          <w:r>
+            <w:rPr>
+              <w:rFonts w:ascii="Avenir Next" w:hAnsi="Avenir Next" w:cs="Avenir Next" w:eastAsia="Avenir Next"/>
+              <w:color w:val="5A5F66"/>
+              <w:sz w:val="15"/>
+              <w:szCs w:val="15"/>
+            </w:rPr>
+            <w:fldChar w:fldCharType="begin"/>
+          </w:r>
+          <w:r>
+            <w:rPr>
+              <w:rFonts w:ascii="Avenir Next" w:hAnsi="Avenir Next" w:cs="Avenir Next" w:eastAsia="Avenir Next"/>
+              <w:color w:val="5A5F66"/>
+              <w:sz w:val="15"/>
+              <w:szCs w:val="15"/>
+            </w:rPr>
+            <w:instrText xml:space="preserve"> NUMPAGES </w:instrText>
+          </w:r>
+          <w:r>
+            <w:rPr>
+              <w:rFonts w:ascii="Avenir Next" w:hAnsi="Avenir Next" w:cs="Avenir Next" w:eastAsia="Avenir Next"/>
+              <w:color w:val="5A5F66"/>
+              <w:sz w:val="15"/>
+              <w:szCs w:val="15"/>
+            </w:rPr>
+            <w:fldChar w:fldCharType="separate"/>
+          </w:r>
+          <w:r>
+            <w:rPr>
+              <w:rFonts w:ascii="Avenir Next" w:hAnsi="Avenir Next" w:cs="Avenir Next" w:eastAsia="Avenir Next"/>
+              <w:color w:val="5A5F66"/>
+              <w:sz w:val="15"/>
+              <w:szCs w:val="15"/>
+            </w:rPr>
+            <w:t xml:space="preserve">1</w:t>
+          </w:r>
+          <w:r>
+            <w:rPr>
+              <w:rFonts w:ascii="Avenir Next" w:hAnsi="Avenir Next" w:cs="Avenir Next" w:eastAsia="Avenir Next"/>
+              <w:color w:val="5A5F66"/>
+              <w:sz w:val="15"/>
+              <w:szCs w:val="15"/>
+            </w:rPr>
+            <w:fldChar w:fldCharType="end"/>
           </w:r>
         </w:p>
       </w:tc>
@@ -4006,5 +4127,23 @@
       </w:tblCellMar>
     </w:tblPr>
   </w:style>
+  <w:style w:type="paragraph" w:styleId="Heading1">
+    <w:name w:val="heading 1"/>
+    <w:basedOn w:val="Normal"/>
+    <w:pPr>
+      <w:outlineLvl w:val="0"/>
+      <w:keepNext w:val="0"/>
+      <w:keepLines w:val="0"/>
+    </w:pPr>
+  </w:style>
+  <w:style w:type="paragraph" w:styleId="Heading2">
+    <w:name w:val="heading 2"/>
+    <w:basedOn w:val="Normal"/>
+    <w:pPr>
+      <w:outlineLvl w:val="1"/>
+      <w:keepNext w:val="0"/>
+      <w:keepLines w:val="0"/>
+    </w:pPr>
+  </w:style>
 </w:styles>
 </file>